--- a/assignment-01/praat_peter_put/task_peter_put.docx
+++ b/assignment-01/praat_peter_put/task_peter_put.docx
@@ -1,6 +1,6 @@
 
 <file path=word/document.xml><?xml version="1.0" encoding="utf-8"?>
-<w:document xmlns:wpc="http://schemas.microsoft.com/office/word/2010/wordprocessingCanvas" xmlns:cx="http://schemas.microsoft.com/office/drawing/2014/chartex" xmlns:cx1="http://schemas.microsoft.com/office/drawing/2015/9/8/chartex" xmlns:cx2="http://schemas.microsoft.com/office/drawing/2015/10/21/chartex" xmlns:cx3="http://schemas.microsoft.com/office/drawing/2016/5/9/chartex" xmlns:cx4="http://schemas.microsoft.com/office/drawing/2016/5/10/chartex" xmlns:cx5="http://schemas.microsoft.com/office/drawing/2016/5/11/chartex" xmlns:cx6="http://schemas.microsoft.com/office/drawing/2016/5/12/chartex" xmlns:cx7="http://schemas.microsoft.com/office/drawing/2016/5/13/chartex" xmlns:cx8="http://schemas.microsoft.com/office/drawing/2016/5/14/chartex" xmlns:mc="http://schemas.openxmlformats.org/markup-compatibility/2006" xmlns:m="http://schemas.openxmlformats.org/officeDocument/2006/math" xmlns:aink="http://schemas.microsoft.com/office/drawing/2016/ink" xmlns:am3d="http://schemas.microsoft.com/office/drawing/2017/model3d" xmlns:oel="http://schemas.microsoft.com/office/2019/extlst" xmlns:r="http://schemas.openxmlformats.org/officeDocument/2006/relationships" xmlns:wp14="http://schemas.microsoft.com/office/word/2010/wordprocessingDrawing" xmlns:wp="http://schemas.openxmlformats.org/drawingml/2006/wordprocessingDrawing" xmlns:wpg="http://schemas.microsoft.com/office/word/2010/wordprocessingGroup" xmlns:wpi="http://schemas.microsoft.com/office/word/2010/wordprocessingInk" xmlns:wps="http://schemas.microsoft.com/office/word/2010/wordprocessingShape" xmlns:o="urn:schemas-microsoft-com:office:office" xmlns:v="urn:schemas-microsoft-com:vml" xmlns:w10="urn:schemas-microsoft-com:office:word" xmlns:w="http://schemas.openxmlformats.org/wordprocessingml/2006/main" xmlns:w14="http://schemas.microsoft.com/office/word/2010/wordml" xmlns:w15="http://schemas.microsoft.com/office/word/2012/wordml" xmlns:w16cex="http://schemas.microsoft.com/office/word/2018/wordml/cex" xmlns:w16cid="http://schemas.microsoft.com/office/word/2016/wordml/cid" xmlns:w16="http://schemas.microsoft.com/office/word/2018/wordml" xmlns:w16sdtdh="http://schemas.microsoft.com/office/word/2020/wordml/sdtdatahash" xmlns:w16sdtfl="http://schemas.microsoft.com/office/word/2024/wordml/sdtformatlock" xmlns:w16se="http://schemas.microsoft.com/office/word/2015/wordml/symex" xmlns:w16du="http://schemas.microsoft.com/office/word/2023/wordml/word16du" xmlns:wne="http://schemas.microsoft.com/office/word/2006/wordml" mc:Ignorable="w14 w15 w16se w16cid w16 w16cex w16sdtdh w16sdtfl w16du wp14">
+<w:document xmlns:wpc="http://schemas.microsoft.com/office/word/2010/wordprocessingCanvas" xmlns:cx="http://schemas.microsoft.com/office/drawing/2014/chartex" xmlns:cx1="http://schemas.microsoft.com/office/drawing/2015/9/8/chartex" xmlns:cx2="http://schemas.microsoft.com/office/drawing/2015/10/21/chartex" xmlns:cx3="http://schemas.microsoft.com/office/drawing/2016/5/9/chartex" xmlns:cx4="http://schemas.microsoft.com/office/drawing/2016/5/10/chartex" xmlns:cx5="http://schemas.microsoft.com/office/drawing/2016/5/11/chartex" xmlns:cx6="http://schemas.microsoft.com/office/drawing/2016/5/12/chartex" xmlns:cx7="http://schemas.microsoft.com/office/drawing/2016/5/13/chartex" xmlns:cx8="http://schemas.microsoft.com/office/drawing/2016/5/14/chartex" xmlns:mc="http://schemas.openxmlformats.org/markup-compatibility/2006" xmlns:aink="http://schemas.microsoft.com/office/drawing/2016/ink" xmlns:am3d="http://schemas.microsoft.com/office/drawing/2017/model3d" xmlns:o="urn:schemas-microsoft-com:office:office" xmlns:oel="http://schemas.microsoft.com/office/2019/extlst" xmlns:r="http://schemas.openxmlformats.org/officeDocument/2006/relationships" xmlns:m="http://schemas.openxmlformats.org/officeDocument/2006/math" xmlns:v="urn:schemas-microsoft-com:vml" xmlns:wp14="http://schemas.microsoft.com/office/word/2010/wordprocessingDrawing" xmlns:wp="http://schemas.openxmlformats.org/drawingml/2006/wordprocessingDrawing" xmlns:w10="urn:schemas-microsoft-com:office:word" xmlns:w="http://schemas.openxmlformats.org/wordprocessingml/2006/main" xmlns:w14="http://schemas.microsoft.com/office/word/2010/wordml" xmlns:w15="http://schemas.microsoft.com/office/word/2012/wordml" xmlns:w16cex="http://schemas.microsoft.com/office/word/2018/wordml/cex" xmlns:w16cid="http://schemas.microsoft.com/office/word/2016/wordml/cid" xmlns:w16="http://schemas.microsoft.com/office/word/2018/wordml" xmlns:w16du="http://schemas.microsoft.com/office/word/2023/wordml/word16du" xmlns:w16sdtdh="http://schemas.microsoft.com/office/word/2020/wordml/sdtdatahash" xmlns:w16sdtfl="http://schemas.microsoft.com/office/word/2024/wordml/sdtformatlock" xmlns:w16se="http://schemas.microsoft.com/office/word/2015/wordml/symex" xmlns:wpg="http://schemas.microsoft.com/office/word/2010/wordprocessingGroup" xmlns:wpi="http://schemas.microsoft.com/office/word/2010/wordprocessingInk" xmlns:wne="http://schemas.microsoft.com/office/word/2006/wordml" xmlns:wps="http://schemas.microsoft.com/office/word/2010/wordprocessingShape" mc:Ignorable="w14 w15 w16se w16cid w16 w16cex w16sdtdh w16sdtfl w16du wp14">
   <w:body>
     <w:p>
       <w:pPr>
@@ -66,83 +66,28 @@
       </w:pPr>
     </w:p>
     <w:p>
-      <w:proofErr w:type="spellStart"/>
-      <w:r>
-        <w:t>Examining</w:t>
-      </w:r>
-      <w:proofErr w:type="spellEnd"/>
-      <w:r>
-        <w:t xml:space="preserve"> the </w:t>
-      </w:r>
-      <w:proofErr w:type="spellStart"/>
-      <w:r>
-        <w:t>waveform</w:t>
-      </w:r>
-      <w:proofErr w:type="spellEnd"/>
-      <w:r>
-        <w:t xml:space="preserve"> of the </w:t>
-      </w:r>
-      <w:proofErr w:type="spellStart"/>
-      <w:r>
-        <w:t>sentence</w:t>
-      </w:r>
-      <w:proofErr w:type="spellEnd"/>
-      <w:r>
-        <w:t xml:space="preserve"> " Peter </w:t>
-      </w:r>
-      <w:proofErr w:type="spellStart"/>
-      <w:r>
-        <w:t>put</w:t>
-      </w:r>
-      <w:proofErr w:type="spellEnd"/>
-      <w:r>
-        <w:t xml:space="preserve"> the </w:t>
-      </w:r>
-      <w:proofErr w:type="spellStart"/>
-      <w:r>
-        <w:t>blue</w:t>
-      </w:r>
-      <w:proofErr w:type="spellEnd"/>
-      <w:r>
-        <w:t xml:space="preserve"> </w:t>
-      </w:r>
-      <w:proofErr w:type="spellStart"/>
-      <w:r>
-        <w:t>book</w:t>
-      </w:r>
-      <w:proofErr w:type="spellEnd"/>
-      <w:r>
-        <w:t xml:space="preserve"> </w:t>
-      </w:r>
-      <w:proofErr w:type="spellStart"/>
-      <w:r>
-        <w:t>be</w:t>
-      </w:r>
-      <w:r>
+      <w:pPr>
+        <w:rPr>
+          <w:lang w:val="en-US"/>
+        </w:rPr>
+      </w:pPr>
+      <w:r>
+        <w:rPr>
+          <w:lang w:val="en-US"/>
+        </w:rPr>
+        <w:t>Examining the waveform of the sentence " Peter put the blue book be</w:t>
+      </w:r>
+      <w:r>
+        <w:rPr>
+          <w:lang w:val="en-US"/>
+        </w:rPr>
         <w:t>s</w:t>
       </w:r>
       <w:r>
-        <w:t>ide</w:t>
-      </w:r>
-      <w:proofErr w:type="spellEnd"/>
-      <w:r>
-        <w:t xml:space="preserve"> the </w:t>
-      </w:r>
-      <w:proofErr w:type="spellStart"/>
-      <w:r>
-        <w:t>big</w:t>
-      </w:r>
-      <w:proofErr w:type="spellEnd"/>
-      <w:r>
-        <w:t xml:space="preserve"> </w:t>
-      </w:r>
-      <w:proofErr w:type="spellStart"/>
-      <w:r>
-        <w:t>window</w:t>
-      </w:r>
-      <w:proofErr w:type="spellEnd"/>
-      <w:r>
-        <w:t>":</w:t>
+        <w:rPr>
+          <w:lang w:val="en-US"/>
+        </w:rPr>
+        <w:t>ide the big window":</w:t>
       </w:r>
     </w:p>
     <w:p>
@@ -201,162 +146,110 @@
           <w:numId w:val="4"/>
         </w:numPr>
         <w:spacing w:line="360" w:lineRule="auto"/>
-      </w:pPr>
-      <w:r>
-        <w:t xml:space="preserve">Vowels </w:t>
+        <w:rPr>
+          <w:lang w:val="en-US"/>
+        </w:rPr>
+      </w:pPr>
+      <w:r>
+        <w:rPr>
+          <w:lang w:val="en-US"/>
+        </w:rPr>
+        <w:t>Vowels are relativ</w:t>
+      </w:r>
+      <w:r>
+        <w:rPr>
+          <w:lang w:val="en-US"/>
+        </w:rPr>
+        <w:t>e</w:t>
+      </w:r>
+      <w:r>
+        <w:rPr>
+          <w:lang w:val="en-US"/>
+        </w:rPr>
+        <w:t xml:space="preserve">ly </w:t>
+      </w:r>
+      <w:r>
+        <w:rPr>
+          <w:lang w:val="en-US"/>
+        </w:rPr>
+        <w:t>easy</w:t>
+      </w:r>
+      <w:r>
+        <w:rPr>
+          <w:lang w:val="en-US"/>
+        </w:rPr>
+        <w:t xml:space="preserve"> </w:t>
+      </w:r>
+      <w:r>
+        <w:rPr>
+          <w:lang w:val="en-US"/>
+        </w:rPr>
+        <w:t>to detect</w:t>
+      </w:r>
+      <w:r>
+        <w:rPr>
+          <w:lang w:val="en-US"/>
+        </w:rPr>
+        <w:t>, although they are sometimes hard to differentiate from s</w:t>
+      </w:r>
+      <w:r>
+        <w:rPr>
+          <w:lang w:val="en-US"/>
+        </w:rPr>
+        <w:t>ur</w:t>
+      </w:r>
+      <w:r>
+        <w:rPr>
+          <w:lang w:val="en-US"/>
+        </w:rPr>
+        <w:t xml:space="preserve">rounding </w:t>
       </w:r>
       <w:proofErr w:type="spellStart"/>
       <w:r>
-        <w:t>are</w:t>
+        <w:rPr>
+          <w:lang w:val="en-US"/>
+        </w:rPr>
+        <w:t>phonems</w:t>
       </w:r>
       <w:proofErr w:type="spellEnd"/>
       <w:r>
-        <w:t xml:space="preserve"> </w:t>
+        <w:rPr>
+          <w:lang w:val="en-US"/>
+        </w:rPr>
+        <w:t xml:space="preserve"> as in "blue" – the l and u - </w:t>
+      </w:r>
+      <w:proofErr w:type="gramStart"/>
+      <w:r>
+        <w:rPr>
+          <w:lang w:val="en-US"/>
+        </w:rPr>
+        <w:t>or  "</w:t>
+      </w:r>
+      <w:proofErr w:type="gramEnd"/>
+      <w:r>
+        <w:rPr>
+          <w:lang w:val="en-US"/>
+        </w:rPr>
+        <w:t>window"</w:t>
+      </w:r>
+      <w:r>
+        <w:rPr>
+          <w:lang w:val="en-US"/>
+        </w:rPr>
+        <w:t xml:space="preserve"> -</w:t>
       </w:r>
       <w:proofErr w:type="spellStart"/>
       <w:r>
-        <w:t>relativ</w:t>
-      </w:r>
-      <w:r>
-        <w:t>e</w:t>
-      </w:r>
-      <w:r>
-        <w:t>ly</w:t>
+        <w:rPr>
+          <w:lang w:val="en-US"/>
+        </w:rPr>
+        <w:t>ndow</w:t>
       </w:r>
       <w:proofErr w:type="spellEnd"/>
       <w:r>
-        <w:t xml:space="preserve"> </w:t>
-      </w:r>
-      <w:r>
-        <w:t>easy</w:t>
-      </w:r>
-      <w:r>
-        <w:t xml:space="preserve"> </w:t>
-      </w:r>
-      <w:r>
-        <w:t xml:space="preserve">to </w:t>
-      </w:r>
-      <w:proofErr w:type="spellStart"/>
-      <w:r>
-        <w:t>detect</w:t>
-      </w:r>
-      <w:proofErr w:type="spellEnd"/>
-      <w:r>
-        <w:t xml:space="preserve">, </w:t>
-      </w:r>
-      <w:proofErr w:type="spellStart"/>
-      <w:r>
-        <w:t>although</w:t>
-      </w:r>
-      <w:proofErr w:type="spellEnd"/>
-      <w:r>
-        <w:t xml:space="preserve"> </w:t>
-      </w:r>
-      <w:proofErr w:type="spellStart"/>
-      <w:r>
-        <w:t>they</w:t>
-      </w:r>
-      <w:proofErr w:type="spellEnd"/>
-      <w:r>
-        <w:t xml:space="preserve"> </w:t>
-      </w:r>
-      <w:proofErr w:type="spellStart"/>
-      <w:r>
-        <w:t>are</w:t>
-      </w:r>
-      <w:proofErr w:type="spellEnd"/>
-      <w:r>
-        <w:t xml:space="preserve"> </w:t>
-      </w:r>
-      <w:proofErr w:type="spellStart"/>
-      <w:r>
-        <w:t>sometimes</w:t>
-      </w:r>
-      <w:proofErr w:type="spellEnd"/>
-      <w:r>
-        <w:t xml:space="preserve"> </w:t>
-      </w:r>
-      <w:proofErr w:type="spellStart"/>
-      <w:r>
-        <w:t>hard</w:t>
-      </w:r>
-      <w:proofErr w:type="spellEnd"/>
-      <w:r>
-        <w:t xml:space="preserve"> to </w:t>
-      </w:r>
-      <w:proofErr w:type="spellStart"/>
-      <w:r>
-        <w:t>differentiate</w:t>
-      </w:r>
-      <w:proofErr w:type="spellEnd"/>
-      <w:r>
-        <w:t xml:space="preserve"> </w:t>
-      </w:r>
-      <w:proofErr w:type="spellStart"/>
-      <w:r>
-        <w:t>from</w:t>
-      </w:r>
-      <w:proofErr w:type="spellEnd"/>
-      <w:r>
-        <w:t xml:space="preserve"> </w:t>
-      </w:r>
-      <w:proofErr w:type="spellStart"/>
-      <w:r>
-        <w:t>s</w:t>
-      </w:r>
-      <w:r>
-        <w:t>ur</w:t>
-      </w:r>
-      <w:r>
-        <w:t>rounding</w:t>
-      </w:r>
-      <w:proofErr w:type="spellEnd"/>
-      <w:r>
-        <w:t xml:space="preserve"> </w:t>
-      </w:r>
-      <w:proofErr w:type="spellStart"/>
-      <w:r>
-        <w:t>phonems</w:t>
-      </w:r>
-      <w:proofErr w:type="spellEnd"/>
-      <w:r>
-        <w:t xml:space="preserve"> as in "</w:t>
-      </w:r>
-      <w:proofErr w:type="spellStart"/>
-      <w:r>
-        <w:t>blue</w:t>
-      </w:r>
-      <w:proofErr w:type="spellEnd"/>
-      <w:r>
-        <w:t xml:space="preserve">" – the l and u - </w:t>
-      </w:r>
-      <w:proofErr w:type="spellStart"/>
-      <w:proofErr w:type="gramStart"/>
-      <w:r>
-        <w:t>or</w:t>
-      </w:r>
-      <w:proofErr w:type="spellEnd"/>
-      <w:r>
-        <w:t xml:space="preserve">  "</w:t>
-      </w:r>
-      <w:proofErr w:type="spellStart"/>
-      <w:proofErr w:type="gramEnd"/>
-      <w:r>
-        <w:t>window</w:t>
-      </w:r>
-      <w:proofErr w:type="spellEnd"/>
-      <w:r>
-        <w:t>"</w:t>
-      </w:r>
-      <w:r>
-        <w:t xml:space="preserve"> -</w:t>
-      </w:r>
-      <w:proofErr w:type="spellStart"/>
-      <w:r>
-        <w:t>ndow</w:t>
-      </w:r>
-      <w:proofErr w:type="spellEnd"/>
-      <w:r>
+        <w:rPr>
+          <w:lang w:val="en-US"/>
+        </w:rPr>
         <w:t>.</w:t>
       </w:r>
     </w:p>
@@ -368,83 +261,59 @@
           <w:numId w:val="4"/>
         </w:numPr>
         <w:spacing w:line="360" w:lineRule="auto"/>
-      </w:pPr>
-      <w:r>
+        <w:rPr>
+          <w:lang w:val="en-US"/>
+        </w:rPr>
+      </w:pPr>
+      <w:r>
+        <w:rPr>
+          <w:lang w:val="en-US"/>
+        </w:rPr>
         <w:t xml:space="preserve">The </w:t>
       </w:r>
+      <w:proofErr w:type="gramStart"/>
       <w:r>
         <w:rPr>
           <w:i/>
           <w:iCs/>
+          <w:lang w:val="en-US"/>
         </w:rPr>
         <w:t>bi</w:t>
       </w:r>
-      <w:r>
+      <w:proofErr w:type="gramEnd"/>
+      <w:r>
+        <w:rPr>
+          <w:lang w:val="en-US"/>
+        </w:rPr>
         <w:t xml:space="preserve"> in </w:t>
       </w:r>
-      <w:proofErr w:type="spellStart"/>
       <w:r>
         <w:rPr>
           <w:i/>
           <w:iCs/>
+          <w:lang w:val="en-US"/>
         </w:rPr>
         <w:t>big</w:t>
       </w:r>
-      <w:proofErr w:type="spellEnd"/>
-      <w:r>
-        <w:t xml:space="preserve"> </w:t>
-      </w:r>
-      <w:proofErr w:type="spellStart"/>
-      <w:r>
-        <w:t>or</w:t>
-      </w:r>
-      <w:proofErr w:type="spellEnd"/>
-      <w:r>
-        <w:t xml:space="preserve"> </w:t>
-      </w:r>
-      <w:proofErr w:type="spellStart"/>
+      <w:r>
+        <w:rPr>
+          <w:lang w:val="en-US"/>
+        </w:rPr>
+        <w:t xml:space="preserve"> or </w:t>
+      </w:r>
       <w:r>
         <w:rPr>
           <w:i/>
           <w:iCs/>
+          <w:lang w:val="en-US"/>
         </w:rPr>
         <w:t>beside</w:t>
       </w:r>
-      <w:proofErr w:type="spellEnd"/>
-      <w:r>
-        <w:t xml:space="preserve"> </w:t>
-      </w:r>
-      <w:proofErr w:type="spellStart"/>
-      <w:r>
-        <w:t>is</w:t>
-      </w:r>
-      <w:proofErr w:type="spellEnd"/>
-      <w:r>
-        <w:t xml:space="preserve"> also </w:t>
-      </w:r>
-      <w:proofErr w:type="spellStart"/>
-      <w:r>
-        <w:t>hard</w:t>
-      </w:r>
-      <w:proofErr w:type="spellEnd"/>
-      <w:r>
-        <w:t xml:space="preserve"> to </w:t>
-      </w:r>
-      <w:proofErr w:type="spellStart"/>
-      <w:r>
-        <w:t>differentiate</w:t>
-      </w:r>
-      <w:proofErr w:type="spellEnd"/>
-      <w:r>
-        <w:t xml:space="preserve"> just </w:t>
-      </w:r>
-      <w:proofErr w:type="spellStart"/>
-      <w:r>
-        <w:t>visually</w:t>
-      </w:r>
-      <w:proofErr w:type="spellEnd"/>
-      <w:r>
-        <w:t>.</w:t>
+      <w:r>
+        <w:rPr>
+          <w:lang w:val="en-US"/>
+        </w:rPr>
+        <w:t xml:space="preserve"> is also hard to differentiate just visually.</w:t>
       </w:r>
     </w:p>
     <w:p>
@@ -455,106 +324,76 @@
           <w:numId w:val="4"/>
         </w:numPr>
         <w:spacing w:line="360" w:lineRule="auto"/>
-      </w:pPr>
-      <w:r>
+        <w:rPr>
+          <w:lang w:val="en-US"/>
+        </w:rPr>
+      </w:pPr>
+      <w:r>
+        <w:rPr>
+          <w:lang w:val="en-US"/>
+        </w:rPr>
         <w:t>W</w:t>
       </w:r>
       <w:r>
-        <w:t xml:space="preserve">ord </w:t>
-      </w:r>
-      <w:proofErr w:type="spellStart"/>
-      <w:r>
-        <w:t>boundaries</w:t>
-      </w:r>
-      <w:proofErr w:type="spellEnd"/>
-      <w:r>
-        <w:t xml:space="preserve"> (</w:t>
-      </w:r>
-      <w:proofErr w:type="spellStart"/>
-      <w:r>
-        <w:t>very</w:t>
-      </w:r>
-      <w:proofErr w:type="spellEnd"/>
-      <w:r>
-        <w:t xml:space="preserve"> low </w:t>
-      </w:r>
-      <w:proofErr w:type="spellStart"/>
-      <w:r>
-        <w:t>frequency</w:t>
-      </w:r>
-      <w:proofErr w:type="spellEnd"/>
-      <w:r>
+        <w:rPr>
+          <w:lang w:val="en-US"/>
+        </w:rPr>
+        <w:t>ord boundaries</w:t>
+      </w:r>
+      <w:r>
+        <w:rPr>
+          <w:lang w:val="en-US"/>
+        </w:rPr>
+        <w:t xml:space="preserve"> (very low frequency over </w:t>
+      </w:r>
+      <w:proofErr w:type="gramStart"/>
+      <w:r>
+        <w:rPr>
+          <w:lang w:val="en-US"/>
+        </w:rPr>
+        <w:t>a time</w:t>
+      </w:r>
+      <w:r>
+        <w:rPr>
+          <w:lang w:val="en-US"/>
+        </w:rPr>
         <w:t xml:space="preserve"> </w:t>
       </w:r>
-      <w:proofErr w:type="spellStart"/>
-      <w:r>
-        <w:t>over</w:t>
-      </w:r>
-      <w:proofErr w:type="spellEnd"/>
-      <w:r>
-        <w:t xml:space="preserve"> a time</w:t>
-      </w:r>
-      <w:r>
-        <w:t xml:space="preserve"> </w:t>
-      </w:r>
-      <w:proofErr w:type="spellStart"/>
-      <w:r>
+      <w:r>
+        <w:rPr>
+          <w:lang w:val="en-US"/>
+        </w:rPr>
         <w:t>period</w:t>
       </w:r>
-      <w:proofErr w:type="spellEnd"/>
-      <w:r>
+      <w:proofErr w:type="gramEnd"/>
+      <w:r>
+        <w:rPr>
+          <w:lang w:val="en-US"/>
+        </w:rPr>
         <w:t>)</w:t>
       </w:r>
       <w:r>
-        <w:t xml:space="preserve"> </w:t>
-      </w:r>
-      <w:proofErr w:type="spellStart"/>
-      <w:r>
-        <w:t>are</w:t>
-      </w:r>
-      <w:proofErr w:type="spellEnd"/>
-      <w:r>
-        <w:t xml:space="preserve"> </w:t>
-      </w:r>
-      <w:proofErr w:type="spellStart"/>
-      <w:r>
-        <w:t>sometimes</w:t>
-      </w:r>
-      <w:proofErr w:type="spellEnd"/>
-      <w:r>
-        <w:t xml:space="preserve"> </w:t>
-      </w:r>
-      <w:r>
+        <w:rPr>
+          <w:lang w:val="en-US"/>
+        </w:rPr>
+        <w:t xml:space="preserve"> are sometimes </w:t>
+      </w:r>
+      <w:r>
+        <w:rPr>
+          <w:lang w:val="en-US"/>
+        </w:rPr>
         <w:t>simple</w:t>
       </w:r>
       <w:r>
-        <w:t xml:space="preserve"> to </w:t>
-      </w:r>
-      <w:proofErr w:type="spellStart"/>
-      <w:r>
-        <w:t>detect</w:t>
-      </w:r>
-      <w:proofErr w:type="spellEnd"/>
-      <w:r>
-        <w:t xml:space="preserve"> (e.g. </w:t>
-      </w:r>
-      <w:proofErr w:type="spellStart"/>
-      <w:r>
-        <w:t>book</w:t>
-      </w:r>
-      <w:proofErr w:type="spellEnd"/>
-      <w:r>
-        <w:t xml:space="preserve"> _ </w:t>
-      </w:r>
-      <w:proofErr w:type="spellStart"/>
-      <w:r>
-        <w:t>beside</w:t>
-      </w:r>
-      <w:proofErr w:type="spellEnd"/>
-      <w:r>
-        <w:t>)</w:t>
-      </w:r>
-      <w:r>
+        <w:rPr>
+          <w:lang w:val="en-US"/>
+        </w:rPr>
+        <w:t xml:space="preserve"> to detect (e.g. book _ beside)</w:t>
+      </w:r>
+      <w:r>
+        <w:rPr>
+          <w:lang w:val="en-US"/>
+        </w:rPr>
         <w:t>:</w:t>
       </w:r>
     </w:p>
@@ -566,76 +405,70 @@
           <w:numId w:val="4"/>
         </w:numPr>
         <w:spacing w:line="360" w:lineRule="auto"/>
-      </w:pPr>
+        <w:rPr>
+          <w:lang w:val="en-US"/>
+        </w:rPr>
+      </w:pPr>
+      <w:r>
+        <w:rPr>
+          <w:lang w:val="en-US"/>
+        </w:rPr>
+        <w:t>S</w:t>
+      </w:r>
+      <w:r>
+        <w:rPr>
+          <w:lang w:val="en-US"/>
+        </w:rPr>
+        <w:t xml:space="preserve">ometimes </w:t>
+      </w:r>
+      <w:r>
+        <w:rPr>
+          <w:lang w:val="en-US"/>
+        </w:rPr>
+        <w:t xml:space="preserve">they are </w:t>
+      </w:r>
+      <w:r>
+        <w:rPr>
+          <w:lang w:val="en-US"/>
+        </w:rPr>
+        <w:t xml:space="preserve">less </w:t>
+      </w:r>
+      <w:r>
+        <w:rPr>
+          <w:lang w:val="en-US"/>
+        </w:rPr>
+        <w:t>easy</w:t>
+      </w:r>
+      <w:r>
+        <w:rPr>
+          <w:lang w:val="en-US"/>
+        </w:rPr>
+        <w:t xml:space="preserve"> to differentiate (</w:t>
+      </w:r>
       <w:proofErr w:type="spellStart"/>
       <w:r>
-        <w:t>S</w:t>
-      </w:r>
-      <w:r>
-        <w:t>ometimes</w:t>
+        <w:rPr>
+          <w:lang w:val="en-US"/>
+        </w:rPr>
+        <w:t>e.g.</w:t>
+      </w:r>
+      <w:r>
+        <w:rPr>
+          <w:lang w:val="en-US"/>
+        </w:rPr>
+        <w:t>the</w:t>
       </w:r>
       <w:proofErr w:type="spellEnd"/>
       <w:r>
-        <w:t xml:space="preserve"> </w:t>
-      </w:r>
-      <w:proofErr w:type="spellStart"/>
-      <w:r>
-        <w:t>they</w:t>
-      </w:r>
-      <w:proofErr w:type="spellEnd"/>
-      <w:r>
-        <w:t xml:space="preserve"> </w:t>
-      </w:r>
-      <w:proofErr w:type="spellStart"/>
-      <w:r>
-        <w:t>are</w:t>
-      </w:r>
-      <w:proofErr w:type="spellEnd"/>
-      <w:r>
-        <w:t xml:space="preserve"> </w:t>
-      </w:r>
-      <w:proofErr w:type="spellStart"/>
-      <w:r>
-        <w:t>less</w:t>
-      </w:r>
-      <w:proofErr w:type="spellEnd"/>
-      <w:r>
-        <w:t xml:space="preserve"> </w:t>
-      </w:r>
-      <w:r>
-        <w:t>easy</w:t>
-      </w:r>
-      <w:r>
-        <w:t xml:space="preserve"> to </w:t>
-      </w:r>
-      <w:proofErr w:type="spellStart"/>
-      <w:r>
-        <w:t>differentiate</w:t>
-      </w:r>
-      <w:proofErr w:type="spellEnd"/>
-      <w:r>
-        <w:t xml:space="preserve"> (</w:t>
-      </w:r>
-      <w:proofErr w:type="spellStart"/>
-      <w:r>
-        <w:t>e.g.</w:t>
-      </w:r>
-      <w:r>
-        <w:t>the</w:t>
-      </w:r>
-      <w:proofErr w:type="spellEnd"/>
-      <w:r>
-        <w:t xml:space="preserve"> _ </w:t>
-      </w:r>
-      <w:proofErr w:type="spellStart"/>
-      <w:r>
-        <w:t>big</w:t>
-      </w:r>
-      <w:proofErr w:type="spellEnd"/>
-      <w:r>
-        <w:t>)</w:t>
-      </w:r>
-      <w:r>
+        <w:rPr>
+          <w:lang w:val="en-US"/>
+        </w:rPr>
+        <w:t xml:space="preserve"> _ big)</w:t>
+      </w:r>
+      <w:r>
+        <w:rPr>
+          <w:lang w:val="en-US"/>
+        </w:rPr>
         <w:t>.</w:t>
       </w:r>
     </w:p>
@@ -647,105 +480,50 @@
           <w:numId w:val="4"/>
         </w:numPr>
         <w:spacing w:line="360" w:lineRule="auto"/>
-      </w:pPr>
-      <w:proofErr w:type="spellStart"/>
-      <w:r>
+        <w:rPr>
+          <w:lang w:val="en-US"/>
+        </w:rPr>
+      </w:pPr>
+      <w:r>
+        <w:rPr>
+          <w:lang w:val="en-US"/>
+        </w:rPr>
         <w:t>S</w:t>
       </w:r>
       <w:r>
-        <w:t>ometimes</w:t>
-      </w:r>
-      <w:proofErr w:type="spellEnd"/>
-      <w:r>
-        <w:t xml:space="preserve"> the </w:t>
-      </w:r>
-      <w:proofErr w:type="spellStart"/>
-      <w:r>
-        <w:t>voice</w:t>
-      </w:r>
-      <w:proofErr w:type="spellEnd"/>
-      <w:r>
-        <w:t xml:space="preserve"> </w:t>
-      </w:r>
-      <w:proofErr w:type="spellStart"/>
-      <w:r>
-        <w:t>onset</w:t>
-      </w:r>
-      <w:proofErr w:type="spellEnd"/>
-      <w:r>
-        <w:t xml:space="preserve"> time in a </w:t>
-      </w:r>
-      <w:proofErr w:type="spellStart"/>
-      <w:r>
-        <w:t>word</w:t>
-      </w:r>
-      <w:proofErr w:type="spellEnd"/>
-      <w:r>
-        <w:t xml:space="preserve"> after a </w:t>
-      </w:r>
-      <w:proofErr w:type="spellStart"/>
-      <w:r>
-        <w:t>voiceless</w:t>
-      </w:r>
-      <w:proofErr w:type="spellEnd"/>
-      <w:r>
-        <w:t xml:space="preserve"> plosiv</w:t>
-      </w:r>
-      <w:r>
+        <w:rPr>
+          <w:lang w:val="en-US"/>
+        </w:rPr>
+        <w:t>ometimes the voice onset time in a word after a voiceless plosiv</w:t>
+      </w:r>
+      <w:r>
+        <w:rPr>
+          <w:lang w:val="en-US"/>
+        </w:rPr>
         <w:t>e</w:t>
       </w:r>
       <w:r>
-        <w:t xml:space="preserve"> </w:t>
-      </w:r>
-      <w:proofErr w:type="spellStart"/>
-      <w:r>
-        <w:t>is</w:t>
-      </w:r>
-      <w:proofErr w:type="spellEnd"/>
-      <w:r>
-        <w:t xml:space="preserve"> </w:t>
-      </w:r>
-      <w:proofErr w:type="spellStart"/>
-      <w:r>
-        <w:t>easier</w:t>
-      </w:r>
-      <w:proofErr w:type="spellEnd"/>
-      <w:r>
-        <w:t xml:space="preserve"> to</w:t>
-      </w:r>
-      <w:r>
-        <w:t xml:space="preserve"> </w:t>
-      </w:r>
-      <w:proofErr w:type="spellStart"/>
-      <w:r>
-        <w:t>detect</w:t>
-      </w:r>
-      <w:proofErr w:type="spellEnd"/>
-      <w:r>
-        <w:t xml:space="preserve"> </w:t>
-      </w:r>
-      <w:proofErr w:type="spellStart"/>
-      <w:r>
-        <w:t>than</w:t>
-      </w:r>
-      <w:proofErr w:type="spellEnd"/>
-      <w:r>
-        <w:t xml:space="preserve"> a </w:t>
-      </w:r>
-      <w:proofErr w:type="spellStart"/>
-      <w:r>
-        <w:t>word</w:t>
-      </w:r>
-      <w:proofErr w:type="spellEnd"/>
-      <w:r>
-        <w:t xml:space="preserve"> </w:t>
-      </w:r>
-      <w:proofErr w:type="spellStart"/>
-      <w:r>
-        <w:t>boundary</w:t>
-      </w:r>
-      <w:proofErr w:type="spellEnd"/>
-      <w:r>
+        <w:rPr>
+          <w:lang w:val="en-US"/>
+        </w:rPr>
+        <w:t xml:space="preserve"> is </w:t>
+      </w:r>
+      <w:r>
+        <w:rPr>
+          <w:lang w:val="en-US"/>
+        </w:rPr>
+        <w:t>easier to</w:t>
+      </w:r>
+      <w:r>
+        <w:rPr>
+          <w:lang w:val="en-US"/>
+        </w:rPr>
+        <w:t xml:space="preserve"> detect than a word boundary</w:t>
+      </w:r>
+      <w:r>
+        <w:rPr>
+          <w:lang w:val="en-US"/>
+        </w:rPr>
         <w:t>.</w:t>
       </w:r>
     </w:p>
@@ -757,75 +535,26 @@
           <w:numId w:val="4"/>
         </w:numPr>
         <w:spacing w:line="360" w:lineRule="auto"/>
-      </w:pPr>
-      <w:r>
+        <w:rPr>
+          <w:lang w:val="en-US"/>
+        </w:rPr>
+      </w:pPr>
+      <w:r>
+        <w:rPr>
+          <w:lang w:val="en-US"/>
+        </w:rPr>
         <w:t>I</w:t>
       </w:r>
       <w:r>
-        <w:t xml:space="preserve">t </w:t>
-      </w:r>
-      <w:proofErr w:type="spellStart"/>
-      <w:r>
-        <w:t>is</w:t>
-      </w:r>
-      <w:proofErr w:type="spellEnd"/>
-      <w:r>
-        <w:t xml:space="preserve"> </w:t>
-      </w:r>
-      <w:proofErr w:type="spellStart"/>
-      <w:r>
-        <w:t>very</w:t>
-      </w:r>
-      <w:proofErr w:type="spellEnd"/>
-      <w:r>
-        <w:t xml:space="preserve"> </w:t>
-      </w:r>
-      <w:proofErr w:type="spellStart"/>
-      <w:r>
-        <w:t>hard</w:t>
-      </w:r>
-      <w:proofErr w:type="spellEnd"/>
-      <w:r>
-        <w:t xml:space="preserve"> to </w:t>
-      </w:r>
-      <w:proofErr w:type="spellStart"/>
-      <w:r>
-        <w:t>describe</w:t>
-      </w:r>
-      <w:proofErr w:type="spellEnd"/>
-      <w:r>
-        <w:t xml:space="preserve"> the </w:t>
-      </w:r>
-      <w:proofErr w:type="spellStart"/>
-      <w:r>
-        <w:t>sentence</w:t>
-      </w:r>
-      <w:proofErr w:type="spellEnd"/>
-      <w:r>
-        <w:t xml:space="preserve"> </w:t>
-      </w:r>
-      <w:proofErr w:type="spellStart"/>
-      <w:r>
-        <w:t>based</w:t>
-      </w:r>
-      <w:proofErr w:type="spellEnd"/>
-      <w:r>
-        <w:t xml:space="preserve"> on the </w:t>
-      </w:r>
-      <w:proofErr w:type="spellStart"/>
-      <w:r>
-        <w:t>waveform</w:t>
-      </w:r>
-      <w:proofErr w:type="spellEnd"/>
-      <w:r>
-        <w:t xml:space="preserve"> </w:t>
-      </w:r>
-      <w:proofErr w:type="spellStart"/>
-      <w:r>
-        <w:t>alone</w:t>
-      </w:r>
-      <w:proofErr w:type="spellEnd"/>
-      <w:r>
+        <w:rPr>
+          <w:lang w:val="en-US"/>
+        </w:rPr>
+        <w:t>t is very hard to describe the sentence based on the waveform alone</w:t>
+      </w:r>
+      <w:r>
+        <w:rPr>
+          <w:lang w:val="en-US"/>
+        </w:rPr>
         <w:t>.</w:t>
       </w:r>
     </w:p>
@@ -833,148 +562,87 @@
       <w:pPr>
         <w:pStyle w:val="Listenabsatz"/>
         <w:spacing w:line="360" w:lineRule="auto"/>
-      </w:pPr>
-      <w:r>
+        <w:rPr>
+          <w:lang w:val="en-US"/>
+        </w:rPr>
+      </w:pPr>
+      <w:r>
+        <w:rPr>
+          <w:lang w:val="en-US"/>
+        </w:rPr>
         <w:t xml:space="preserve"> -&gt; </w:t>
       </w:r>
+      <w:r>
+        <w:rPr>
+          <w:lang w:val="en-US"/>
+        </w:rPr>
+        <w:t>W</w:t>
+      </w:r>
+      <w:r>
+        <w:rPr>
+          <w:lang w:val="en-US"/>
+        </w:rPr>
+        <w:t xml:space="preserve">e tried to transcribe the sentence, </w:t>
+      </w:r>
       <w:proofErr w:type="spellStart"/>
       <w:r>
-        <w:t>W</w:t>
-      </w:r>
-      <w:r>
-        <w:t>e</w:t>
+        <w:rPr>
+          <w:lang w:val="en-US"/>
+        </w:rPr>
+        <w:t>respectivly</w:t>
       </w:r>
       <w:proofErr w:type="spellEnd"/>
       <w:r>
-        <w:t xml:space="preserve"> </w:t>
+        <w:rPr>
+          <w:lang w:val="en-US"/>
+        </w:rPr>
+        <w:t xml:space="preserve"> tried to match the parts of the wave forms to the </w:t>
       </w:r>
       <w:proofErr w:type="spellStart"/>
       <w:r>
-        <w:t>tried</w:t>
+        <w:rPr>
+          <w:lang w:val="en-US"/>
+        </w:rPr>
+        <w:t>phonems</w:t>
       </w:r>
       <w:proofErr w:type="spellEnd"/>
       <w:r>
-        <w:t xml:space="preserve"> to </w:t>
-      </w:r>
-      <w:proofErr w:type="spellStart"/>
-      <w:r>
-        <w:t>transcribe</w:t>
-      </w:r>
-      <w:proofErr w:type="spellEnd"/>
-      <w:r>
-        <w:t xml:space="preserve"> the </w:t>
-      </w:r>
-      <w:proofErr w:type="spellStart"/>
-      <w:r>
-        <w:t>sentence</w:t>
-      </w:r>
-      <w:proofErr w:type="spellEnd"/>
-      <w:r>
-        <w:t xml:space="preserve">, </w:t>
-      </w:r>
-      <w:proofErr w:type="spellStart"/>
-      <w:r>
-        <w:t>respectivly</w:t>
-      </w:r>
-      <w:proofErr w:type="spellEnd"/>
-      <w:r>
-        <w:t xml:space="preserve"> </w:t>
-      </w:r>
-      <w:proofErr w:type="spellStart"/>
-      <w:r>
-        <w:t>tried</w:t>
-      </w:r>
-      <w:proofErr w:type="spellEnd"/>
-      <w:r>
-        <w:t xml:space="preserve"> to match the </w:t>
-      </w:r>
-      <w:proofErr w:type="spellStart"/>
-      <w:r>
-        <w:t>parts</w:t>
-      </w:r>
-      <w:proofErr w:type="spellEnd"/>
-      <w:r>
-        <w:t xml:space="preserve"> of the </w:t>
-      </w:r>
-      <w:proofErr w:type="spellStart"/>
-      <w:r>
-        <w:t>wave</w:t>
-      </w:r>
-      <w:proofErr w:type="spellEnd"/>
-      <w:r>
-        <w:t xml:space="preserve"> </w:t>
-      </w:r>
-      <w:proofErr w:type="spellStart"/>
-      <w:r>
-        <w:t>forms</w:t>
-      </w:r>
-      <w:proofErr w:type="spellEnd"/>
-      <w:r>
-        <w:t xml:space="preserve"> to the </w:t>
-      </w:r>
-      <w:proofErr w:type="spellStart"/>
-      <w:r>
-        <w:t>phonems</w:t>
-      </w:r>
-      <w:proofErr w:type="spellEnd"/>
-      <w:r>
-        <w:t xml:space="preserve">, by </w:t>
-      </w:r>
-      <w:proofErr w:type="spellStart"/>
-      <w:r>
-        <w:t>using</w:t>
-      </w:r>
-      <w:proofErr w:type="spellEnd"/>
-      <w:r>
-        <w:t xml:space="preserve"> the </w:t>
-      </w:r>
-      <w:proofErr w:type="spellStart"/>
-      <w:r>
-        <w:t>aud</w:t>
-      </w:r>
-      <w:r>
+        <w:rPr>
+          <w:lang w:val="en-US"/>
+        </w:rPr>
+        <w:t>, by using the aud</w:t>
+      </w:r>
+      <w:r>
+        <w:rPr>
+          <w:lang w:val="en-US"/>
+        </w:rPr>
         <w:t>io</w:t>
       </w:r>
-      <w:proofErr w:type="spellEnd"/>
-      <w:r>
-        <w:t xml:space="preserve"> </w:t>
-      </w:r>
-      <w:proofErr w:type="spellStart"/>
-      <w:r>
-        <w:t>signal</w:t>
-      </w:r>
-      <w:proofErr w:type="spellEnd"/>
-      <w:r>
-        <w:t xml:space="preserve"> and the </w:t>
-      </w:r>
-      <w:proofErr w:type="spellStart"/>
-      <w:r>
-        <w:t>visual</w:t>
-      </w:r>
-      <w:proofErr w:type="spellEnd"/>
-      <w:r>
-        <w:t xml:space="preserve"> </w:t>
-      </w:r>
-      <w:proofErr w:type="spellStart"/>
-      <w:r>
-        <w:t>wave</w:t>
-      </w:r>
-      <w:proofErr w:type="spellEnd"/>
-      <w:r>
-        <w:t xml:space="preserve"> </w:t>
-      </w:r>
-      <w:proofErr w:type="spellStart"/>
-      <w:r>
-        <w:t>representation</w:t>
-      </w:r>
-      <w:proofErr w:type="spellEnd"/>
-      <w:r>
+      <w:r>
+        <w:rPr>
+          <w:lang w:val="en-US"/>
+        </w:rPr>
+        <w:t xml:space="preserve"> signal and the visual wave</w:t>
+      </w:r>
+      <w:r>
+        <w:rPr>
+          <w:lang w:val="en-US"/>
+        </w:rPr>
+        <w:t xml:space="preserve"> representation</w:t>
+      </w:r>
+      <w:r>
+        <w:rPr>
+          <w:lang w:val="en-US"/>
+        </w:rPr>
         <w:t>.</w:t>
       </w:r>
     </w:p>
     <w:p>
       <w:pPr>
         <w:pStyle w:val="Listenabsatz"/>
+        <w:rPr>
+          <w:lang w:val="en-US"/>
+        </w:rPr>
       </w:pPr>
     </w:p>
     <w:p>
@@ -1604,7 +1272,7 @@
           <w:rFonts w:eastAsia="Times New Roman" w:cs="Courier New"/>
           <w:color w:val="16171A"/>
           <w:kern w:val="0"/>
-          <w:lang w:eastAsia="de-DE"/>
+          <w:lang w:val="en-US" w:eastAsia="de-DE"/>
           <w14:ligatures w14:val="none"/>
         </w:rPr>
       </w:pPr>
@@ -1720,15 +1388,27 @@
         </w:rPr>
         <w:t xml:space="preserve">their </w:t>
       </w:r>
-      <w:r>
-        <w:rPr>
-          <w:rFonts w:eastAsia="Times New Roman" w:cs="Courier New"/>
-          <w:color w:val="16171A"/>
-          <w:kern w:val="0"/>
-          <w:lang w:val="en" w:eastAsia="de-DE"/>
-          <w14:ligatures w14:val="none"/>
-        </w:rPr>
-        <w:t>formants.</w:t>
+      <w:proofErr w:type="gramStart"/>
+      <w:r>
+        <w:rPr>
+          <w:rFonts w:eastAsia="Times New Roman" w:cs="Courier New"/>
+          <w:color w:val="16171A"/>
+          <w:kern w:val="0"/>
+          <w:lang w:val="en" w:eastAsia="de-DE"/>
+          <w14:ligatures w14:val="none"/>
+        </w:rPr>
+        <w:t>formants</w:t>
+      </w:r>
+      <w:proofErr w:type="gramEnd"/>
+      <w:r>
+        <w:rPr>
+          <w:rFonts w:eastAsia="Times New Roman" w:cs="Courier New"/>
+          <w:color w:val="16171A"/>
+          <w:kern w:val="0"/>
+          <w:lang w:val="en" w:eastAsia="de-DE"/>
+          <w14:ligatures w14:val="none"/>
+        </w:rPr>
+        <w:t>.</w:t>
       </w:r>
     </w:p>
     <w:p>
@@ -1762,41 +1442,19 @@
           <w:rFonts w:eastAsia="Times New Roman" w:cs="Courier New"/>
           <w:color w:val="16171A"/>
           <w:kern w:val="0"/>
-          <w:lang w:eastAsia="de-DE"/>
-          <w14:ligatures w14:val="none"/>
-        </w:rPr>
-      </w:pPr>
-      <w:r>
-        <w:rPr>
-          <w:rFonts w:eastAsia="Times New Roman" w:cs="Courier New"/>
-          <w:color w:val="16171A"/>
-          <w:kern w:val="0"/>
-          <w:lang w:val="en" w:eastAsia="de-DE"/>
-          <w14:ligatures w14:val="none"/>
-        </w:rPr>
-        <w:t xml:space="preserve">In the 5 </w:t>
-      </w:r>
-      <w:proofErr w:type="spellStart"/>
-      <w:r>
-        <w:rPr>
-          <w:rFonts w:eastAsia="Times New Roman" w:cs="Courier New"/>
-          <w:color w:val="16171A"/>
-          <w:kern w:val="0"/>
-          <w:lang w:val="en" w:eastAsia="de-DE"/>
-          <w14:ligatures w14:val="none"/>
-        </w:rPr>
-        <w:t>ms</w:t>
-      </w:r>
-      <w:proofErr w:type="spellEnd"/>
-      <w:r>
-        <w:rPr>
-          <w:rFonts w:eastAsia="Times New Roman" w:cs="Courier New"/>
-          <w:color w:val="16171A"/>
-          <w:kern w:val="0"/>
-          <w:lang w:val="en" w:eastAsia="de-DE"/>
-          <w14:ligatures w14:val="none"/>
-        </w:rPr>
-        <w:t xml:space="preserve"> window you can instead see fine vertical lines</w:t>
+          <w:lang w:val="en-US" w:eastAsia="de-DE"/>
+          <w14:ligatures w14:val="none"/>
+        </w:rPr>
+      </w:pPr>
+      <w:r>
+        <w:rPr>
+          <w:rFonts w:eastAsia="Times New Roman" w:cs="Courier New"/>
+          <w:color w:val="16171A"/>
+          <w:kern w:val="0"/>
+          <w:lang w:val="en" w:eastAsia="de-DE"/>
+          <w14:ligatures w14:val="none"/>
+        </w:rPr>
+        <w:t>In the 5 ms window you can instead see fine vertical lines</w:t>
       </w:r>
       <w:r>
         <w:rPr>
@@ -1982,7 +1640,7 @@
           <w:rFonts w:eastAsia="Times New Roman" w:cs="Courier New"/>
           <w:color w:val="16171A"/>
           <w:kern w:val="0"/>
-          <w:lang w:eastAsia="de-DE"/>
+          <w:lang w:val="en-US" w:eastAsia="de-DE"/>
           <w14:ligatures w14:val="none"/>
         </w:rPr>
       </w:pPr>
@@ -2130,7 +1788,29 @@
           <w:lang w:val="en" w:eastAsia="de-DE"/>
           <w14:ligatures w14:val="none"/>
         </w:rPr>
-        <w:t xml:space="preserve"> and detect consonants likes plosives with cl</w:t>
+        <w:t xml:space="preserve"> and detect consonants </w:t>
+      </w:r>
+      <w:proofErr w:type="gramStart"/>
+      <w:r>
+        <w:rPr>
+          <w:rFonts w:eastAsia="Times New Roman" w:cs="Courier New"/>
+          <w:color w:val="16171A"/>
+          <w:kern w:val="0"/>
+          <w:lang w:val="en" w:eastAsia="de-DE"/>
+          <w14:ligatures w14:val="none"/>
+        </w:rPr>
+        <w:t>likes</w:t>
+      </w:r>
+      <w:proofErr w:type="gramEnd"/>
+      <w:r>
+        <w:rPr>
+          <w:rFonts w:eastAsia="Times New Roman" w:cs="Courier New"/>
+          <w:color w:val="16171A"/>
+          <w:kern w:val="0"/>
+          <w:lang w:val="en" w:eastAsia="de-DE"/>
+          <w14:ligatures w14:val="none"/>
+        </w:rPr>
+        <w:t xml:space="preserve"> plosives with cl</w:t>
       </w:r>
       <w:r>
         <w:rPr>
@@ -2406,184 +2086,123 @@
         </w:numPr>
         <w:spacing w:line="360" w:lineRule="auto"/>
         <w:ind w:hanging="357"/>
-      </w:pPr>
-      <w:r>
-        <w:t xml:space="preserve">The </w:t>
+        <w:rPr>
+          <w:lang w:val="en-US"/>
+        </w:rPr>
+      </w:pPr>
+      <w:r>
+        <w:rPr>
+          <w:lang w:val="en-US"/>
+        </w:rPr>
+        <w:t xml:space="preserve">The vowel </w:t>
+      </w:r>
+      <w:r>
+        <w:rPr>
+          <w:lang w:val="en-US"/>
+        </w:rPr>
+        <w:t>"</w:t>
       </w:r>
       <w:proofErr w:type="spellStart"/>
       <w:r>
-        <w:t>vowel</w:t>
+        <w:rPr>
+          <w:lang w:val="en-US"/>
+        </w:rPr>
+        <w:t>i</w:t>
       </w:r>
       <w:proofErr w:type="spellEnd"/>
       <w:r>
-        <w:t xml:space="preserve"> </w:t>
-      </w:r>
-      <w:r>
-        <w:t>"i"</w:t>
-      </w:r>
-      <w:r>
-        <w:t xml:space="preserve"> </w:t>
-      </w:r>
-      <w:proofErr w:type="spellStart"/>
-      <w:r>
-        <w:t>looks</w:t>
-      </w:r>
-      <w:proofErr w:type="spellEnd"/>
-      <w:r>
-        <w:t xml:space="preserve"> </w:t>
-      </w:r>
-      <w:proofErr w:type="spellStart"/>
-      <w:r>
-        <w:t>similar</w:t>
-      </w:r>
-      <w:proofErr w:type="spellEnd"/>
-      <w:r>
-        <w:t xml:space="preserve"> </w:t>
-      </w:r>
-      <w:proofErr w:type="spellStart"/>
-      <w:r>
-        <w:t>over</w:t>
-      </w:r>
-      <w:proofErr w:type="spellEnd"/>
-      <w:r>
-        <w:t xml:space="preserve"> different </w:t>
-      </w:r>
-      <w:proofErr w:type="spellStart"/>
-      <w:r>
-        <w:t>words</w:t>
-      </w:r>
-      <w:proofErr w:type="spellEnd"/>
-      <w:r>
-        <w:t xml:space="preserve">, </w:t>
-      </w:r>
-      <w:proofErr w:type="spellStart"/>
-      <w:r>
-        <w:t>especially</w:t>
-      </w:r>
-      <w:proofErr w:type="spellEnd"/>
-      <w:r>
-        <w:t xml:space="preserve"> in </w:t>
+        <w:rPr>
+          <w:lang w:val="en-US"/>
+        </w:rPr>
+        <w:t>"</w:t>
+      </w:r>
+      <w:r>
+        <w:rPr>
+          <w:lang w:val="en-US"/>
+        </w:rPr>
+        <w:t xml:space="preserve"> looks similar over different words, especially in </w:t>
       </w:r>
       <w:r>
         <w:rPr>
           <w:i/>
           <w:iCs/>
+          <w:lang w:val="en-US"/>
         </w:rPr>
         <w:t>Peter</w:t>
       </w:r>
       <w:r>
+        <w:rPr>
+          <w:lang w:val="en-US"/>
+        </w:rPr>
         <w:t xml:space="preserve">, </w:t>
       </w:r>
-      <w:proofErr w:type="spellStart"/>
       <w:r>
         <w:rPr>
           <w:i/>
           <w:iCs/>
+          <w:lang w:val="en-US"/>
         </w:rPr>
         <w:t>big</w:t>
       </w:r>
-      <w:proofErr w:type="spellEnd"/>
-      <w:r>
+      <w:r>
+        <w:rPr>
+          <w:lang w:val="en-US"/>
+        </w:rPr>
         <w:t xml:space="preserve"> and </w:t>
       </w:r>
-      <w:proofErr w:type="spellStart"/>
       <w:r>
         <w:rPr>
           <w:i/>
           <w:iCs/>
+          <w:lang w:val="en-US"/>
         </w:rPr>
         <w:t>window</w:t>
       </w:r>
+      <w:r>
+        <w:rPr>
+          <w:lang w:val="en-US"/>
+        </w:rPr>
+        <w:t>. The formants for the</w:t>
+      </w:r>
+      <w:r>
+        <w:rPr>
+          <w:lang w:val="en-US"/>
+        </w:rPr>
+        <w:t xml:space="preserve"> "</w:t>
+      </w:r>
+      <w:proofErr w:type="spellStart"/>
+      <w:r>
+        <w:rPr>
+          <w:lang w:val="en-US"/>
+        </w:rPr>
+        <w:t>i</w:t>
+      </w:r>
       <w:proofErr w:type="spellEnd"/>
       <w:r>
-        <w:t xml:space="preserve">. The </w:t>
-      </w:r>
-      <w:proofErr w:type="spellStart"/>
-      <w:r>
-        <w:t>formants</w:t>
-      </w:r>
-      <w:proofErr w:type="spellEnd"/>
-      <w:r>
-        <w:t xml:space="preserve"> for the</w:t>
-      </w:r>
-      <w:r>
-        <w:t xml:space="preserve"> "i" </w:t>
-      </w:r>
-      <w:proofErr w:type="spellStart"/>
-      <w:r>
-        <w:t>are</w:t>
-      </w:r>
-      <w:proofErr w:type="spellEnd"/>
-      <w:r>
-        <w:t xml:space="preserve"> also </w:t>
-      </w:r>
-      <w:proofErr w:type="spellStart"/>
-      <w:r>
-        <w:t>similar</w:t>
-      </w:r>
-      <w:proofErr w:type="spellEnd"/>
-      <w:r>
-        <w:t xml:space="preserve"> in </w:t>
-      </w:r>
-      <w:proofErr w:type="spellStart"/>
+        <w:rPr>
+          <w:lang w:val="en-US"/>
+        </w:rPr>
+        <w:t xml:space="preserve">" </w:t>
+      </w:r>
+      <w:r>
+        <w:rPr>
+          <w:lang w:val="en-US"/>
+        </w:rPr>
+        <w:t xml:space="preserve">are also similar in </w:t>
+      </w:r>
       <w:r>
         <w:rPr>
           <w:i/>
           <w:iCs/>
+          <w:lang w:val="en-US"/>
         </w:rPr>
         <w:t>beside</w:t>
       </w:r>
-      <w:proofErr w:type="spellEnd"/>
-      <w:r>
-        <w:t xml:space="preserve"> but the </w:t>
-      </w:r>
-      <w:proofErr w:type="spellStart"/>
-      <w:r>
-        <w:t>duration</w:t>
-      </w:r>
-      <w:proofErr w:type="spellEnd"/>
-      <w:r>
-        <w:t xml:space="preserve"> </w:t>
-      </w:r>
-      <w:proofErr w:type="spellStart"/>
-      <w:r>
-        <w:t>is</w:t>
-      </w:r>
-      <w:proofErr w:type="spellEnd"/>
-      <w:r>
-        <w:t xml:space="preserve"> a </w:t>
-      </w:r>
-      <w:proofErr w:type="spellStart"/>
-      <w:r>
-        <w:t>bit</w:t>
-      </w:r>
-      <w:proofErr w:type="spellEnd"/>
-      <w:r>
-        <w:t xml:space="preserve"> </w:t>
-      </w:r>
-      <w:proofErr w:type="spellStart"/>
-      <w:r>
-        <w:t>shorter</w:t>
-      </w:r>
-      <w:proofErr w:type="spellEnd"/>
-      <w:r>
-        <w:t xml:space="preserve"> (</w:t>
-      </w:r>
-      <w:proofErr w:type="spellStart"/>
-      <w:r>
-        <w:t>smaller</w:t>
-      </w:r>
-      <w:proofErr w:type="spellEnd"/>
-      <w:r>
-        <w:t xml:space="preserve"> </w:t>
-      </w:r>
-      <w:proofErr w:type="spellStart"/>
-      <w:r>
-        <w:t>black</w:t>
-      </w:r>
-      <w:proofErr w:type="spellEnd"/>
-      <w:r>
-        <w:t xml:space="preserve"> rings).</w:t>
+      <w:r>
+        <w:rPr>
+          <w:lang w:val="en-US"/>
+        </w:rPr>
+        <w:t xml:space="preserve"> but the duration is a bit shorter (smaller black rings).</w:t>
       </w:r>
     </w:p>
     <w:p>
@@ -2595,166 +2214,133 @@
         </w:numPr>
         <w:spacing w:line="360" w:lineRule="auto"/>
         <w:ind w:hanging="357"/>
-      </w:pPr>
-      <w:r>
-        <w:t xml:space="preserve">The </w:t>
-      </w:r>
-      <w:proofErr w:type="spellStart"/>
-      <w:r>
-        <w:t>short</w:t>
-      </w:r>
-      <w:proofErr w:type="spellEnd"/>
-      <w:r>
-        <w:t xml:space="preserve"> </w:t>
+        <w:rPr>
+          <w:lang w:val="en-US"/>
+        </w:rPr>
+      </w:pPr>
+      <w:r>
+        <w:rPr>
+          <w:lang w:val="en-US"/>
+        </w:rPr>
+        <w:t xml:space="preserve">The short </w:t>
       </w:r>
       <w:r>
         <w:rPr>
           <w:i/>
           <w:iCs/>
+          <w:lang w:val="en-US"/>
         </w:rPr>
         <w:t xml:space="preserve">u </w:t>
       </w:r>
-      <w:r>
+      <w:proofErr w:type="spellStart"/>
+      <w:r>
+        <w:rPr>
+          <w:lang w:val="en-US"/>
+        </w:rPr>
         <w:t xml:space="preserve">in </w:t>
       </w:r>
-      <w:proofErr w:type="spellStart"/>
       <w:r>
         <w:rPr>
           <w:i/>
           <w:iCs/>
+          <w:lang w:val="en-US"/>
         </w:rPr>
         <w:t>put</w:t>
       </w:r>
       <w:proofErr w:type="spellEnd"/>
       <w:r>
+        <w:rPr>
+          <w:lang w:val="en-US"/>
+        </w:rPr>
         <w:t xml:space="preserve"> and </w:t>
       </w:r>
-      <w:proofErr w:type="spellStart"/>
       <w:r>
         <w:rPr>
           <w:i/>
           <w:iCs/>
+          <w:lang w:val="en-US"/>
         </w:rPr>
         <w:t>book</w:t>
       </w:r>
-      <w:proofErr w:type="spellEnd"/>
-      <w:r>
-        <w:t xml:space="preserve"> also </w:t>
-      </w:r>
-      <w:proofErr w:type="spellStart"/>
-      <w:r>
-        <w:t>looks</w:t>
-      </w:r>
-      <w:proofErr w:type="spellEnd"/>
-      <w:r>
-        <w:t xml:space="preserve"> </w:t>
-      </w:r>
-      <w:proofErr w:type="spellStart"/>
-      <w:r>
-        <w:t>similar</w:t>
-      </w:r>
-      <w:proofErr w:type="spellEnd"/>
-      <w:r>
-        <w:t xml:space="preserve"> in </w:t>
-      </w:r>
-      <w:proofErr w:type="spellStart"/>
-      <w:r>
-        <w:t>both</w:t>
-      </w:r>
-      <w:proofErr w:type="spellEnd"/>
-      <w:r>
-        <w:t xml:space="preserve"> </w:t>
-      </w:r>
-      <w:proofErr w:type="spellStart"/>
-      <w:r>
-        <w:t>words</w:t>
-      </w:r>
-      <w:proofErr w:type="spellEnd"/>
-      <w:r>
-        <w:t xml:space="preserve">, as </w:t>
-      </w:r>
-      <w:proofErr w:type="spellStart"/>
-      <w:r>
-        <w:t>well</w:t>
-      </w:r>
-      <w:proofErr w:type="spellEnd"/>
-      <w:r>
-        <w:t xml:space="preserve"> as the "</w:t>
-      </w:r>
-      <w:proofErr w:type="spellStart"/>
-      <w:r>
-        <w:t>schwa</w:t>
-      </w:r>
-      <w:proofErr w:type="spellEnd"/>
-      <w:r>
+      <w:r>
+        <w:rPr>
+          <w:lang w:val="en-US"/>
+        </w:rPr>
+        <w:t xml:space="preserve"> also looks similar in both words, as well as the "schwa</w:t>
+      </w:r>
+      <w:r>
+        <w:rPr>
+          <w:lang w:val="en-US"/>
+        </w:rPr>
         <w:t>"</w:t>
       </w:r>
       <w:r>
-        <w:t xml:space="preserve"> </w:t>
-      </w:r>
-      <w:proofErr w:type="spellStart"/>
-      <w:r>
-        <w:t>sound</w:t>
-      </w:r>
-      <w:proofErr w:type="spellEnd"/>
-      <w:r>
-        <w:t xml:space="preserve"> </w:t>
-      </w:r>
-      <w:r>
+        <w:rPr>
+          <w:lang w:val="en-US"/>
+        </w:rPr>
+        <w:t xml:space="preserve"> sound </w:t>
+      </w:r>
+      <w:r>
+        <w:rPr>
+          <w:lang w:val="en-US"/>
+        </w:rPr>
         <w:t>"</w:t>
       </w:r>
       <w:r>
         <w:rPr>
           <w:i/>
           <w:iCs/>
+          <w:lang w:val="en-US"/>
         </w:rPr>
         <w:t>e</w:t>
       </w:r>
       <w:proofErr w:type="gramStart"/>
       <w:r>
+        <w:rPr>
+          <w:lang w:val="en-US"/>
+        </w:rPr>
         <w:t xml:space="preserve">" </w:t>
       </w:r>
       <w:r>
+        <w:rPr>
+          <w:lang w:val="en-US"/>
+        </w:rPr>
         <w:t xml:space="preserve"> in</w:t>
       </w:r>
       <w:proofErr w:type="gramEnd"/>
       <w:r>
+        <w:rPr>
+          <w:lang w:val="en-US"/>
+        </w:rPr>
         <w:t xml:space="preserve"> </w:t>
       </w:r>
       <w:r>
         <w:rPr>
           <w:i/>
           <w:iCs/>
+          <w:lang w:val="en-US"/>
         </w:rPr>
         <w:t>Peter</w:t>
       </w:r>
       <w:r>
+        <w:rPr>
+          <w:lang w:val="en-US"/>
+        </w:rPr>
         <w:t xml:space="preserve"> and the</w:t>
       </w:r>
       <w:r>
-        <w:t xml:space="preserve"> </w:t>
-      </w:r>
-      <w:proofErr w:type="spellStart"/>
-      <w:r>
-        <w:t>word</w:t>
-      </w:r>
-      <w:proofErr w:type="spellEnd"/>
-      <w:r>
-        <w:t xml:space="preserve"> </w:t>
+        <w:rPr>
+          <w:lang w:val="en-US"/>
+        </w:rPr>
+        <w:t xml:space="preserve"> word </w:t>
       </w:r>
       <w:r>
         <w:rPr>
           <w:i/>
           <w:iCs/>
-        </w:rPr>
-        <w:t>the</w:t>
-      </w:r>
-      <w:r>
-        <w:rPr>
-          <w:i/>
-          <w:iCs/>
-        </w:rPr>
-        <w:t>.</w:t>
+          <w:lang w:val="en-US"/>
+        </w:rPr>
+        <w:t>the.</w:t>
       </w:r>
     </w:p>
     <w:p>
@@ -2766,113 +2352,57 @@
         </w:numPr>
         <w:spacing w:line="360" w:lineRule="auto"/>
         <w:ind w:hanging="357"/>
-      </w:pPr>
-      <w:r>
+        <w:rPr>
+          <w:lang w:val="en-US"/>
+        </w:rPr>
+      </w:pPr>
+      <w:r>
+        <w:rPr>
+          <w:lang w:val="en-US"/>
+        </w:rPr>
         <w:lastRenderedPageBreak/>
-        <w:t xml:space="preserve">It </w:t>
+        <w:t>It is relativ</w:t>
+      </w:r>
+      <w:r>
+        <w:rPr>
+          <w:lang w:val="en-US"/>
+        </w:rPr>
+        <w:t>e</w:t>
+      </w:r>
+      <w:r>
+        <w:rPr>
+          <w:lang w:val="en-US"/>
+        </w:rPr>
+        <w:t xml:space="preserve">ly easy to detect the plosives by the black vertical </w:t>
+      </w:r>
+      <w:proofErr w:type="gramStart"/>
+      <w:r>
+        <w:rPr>
+          <w:lang w:val="en-US"/>
+        </w:rPr>
+        <w:t>line</w:t>
+      </w:r>
+      <w:proofErr w:type="gramEnd"/>
+      <w:r>
+        <w:rPr>
+          <w:lang w:val="en-US"/>
+        </w:rPr>
+        <w:t xml:space="preserve"> but it is hard to differentiate which </w:t>
       </w:r>
       <w:proofErr w:type="spellStart"/>
       <w:r>
-        <w:t>is</w:t>
+        <w:rPr>
+          <w:lang w:val="en-US"/>
+        </w:rPr>
+        <w:t>plosiv</w:t>
       </w:r>
       <w:proofErr w:type="spellEnd"/>
       <w:r>
-        <w:t xml:space="preserve"> </w:t>
-      </w:r>
-      <w:proofErr w:type="spellStart"/>
-      <w:r>
-        <w:t>relativ</w:t>
-      </w:r>
-      <w:r>
-        <w:t>e</w:t>
-      </w:r>
-      <w:r>
-        <w:t>ly</w:t>
-      </w:r>
-      <w:proofErr w:type="spellEnd"/>
-      <w:r>
-        <w:t xml:space="preserve"> easy to </w:t>
-      </w:r>
-      <w:proofErr w:type="spellStart"/>
-      <w:r>
-        <w:t>detect</w:t>
-      </w:r>
-      <w:proofErr w:type="spellEnd"/>
-      <w:r>
-        <w:t xml:space="preserve"> the plosives by the </w:t>
-      </w:r>
-      <w:proofErr w:type="spellStart"/>
-      <w:r>
-        <w:t>black</w:t>
-      </w:r>
-      <w:proofErr w:type="spellEnd"/>
-      <w:r>
-        <w:t xml:space="preserve"> </w:t>
-      </w:r>
-      <w:proofErr w:type="spellStart"/>
-      <w:r>
-        <w:t>vertical</w:t>
-      </w:r>
-      <w:proofErr w:type="spellEnd"/>
-      <w:r>
-        <w:t xml:space="preserve"> </w:t>
-      </w:r>
-      <w:proofErr w:type="spellStart"/>
-      <w:r>
-        <w:t>line</w:t>
-      </w:r>
-      <w:proofErr w:type="spellEnd"/>
-      <w:r>
-        <w:t xml:space="preserve"> but it </w:t>
-      </w:r>
-      <w:proofErr w:type="spellStart"/>
-      <w:r>
-        <w:t>is</w:t>
-      </w:r>
-      <w:proofErr w:type="spellEnd"/>
-      <w:r>
-        <w:t xml:space="preserve"> </w:t>
-      </w:r>
-      <w:proofErr w:type="spellStart"/>
-      <w:r>
-        <w:t>hard</w:t>
-      </w:r>
-      <w:proofErr w:type="spellEnd"/>
-      <w:r>
-        <w:t xml:space="preserve"> to </w:t>
-      </w:r>
-      <w:proofErr w:type="spellStart"/>
-      <w:r>
-        <w:t>differentiate</w:t>
-      </w:r>
-      <w:proofErr w:type="spellEnd"/>
-      <w:r>
-        <w:t xml:space="preserve"> </w:t>
-      </w:r>
-      <w:proofErr w:type="spellStart"/>
-      <w:r>
-        <w:t>which</w:t>
-      </w:r>
-      <w:proofErr w:type="spellEnd"/>
-      <w:r>
-        <w:t xml:space="preserve"> </w:t>
-      </w:r>
-      <w:r>
-        <w:t xml:space="preserve">plosiv it </w:t>
-      </w:r>
-      <w:proofErr w:type="spellStart"/>
-      <w:r>
-        <w:t>actual</w:t>
-      </w:r>
-      <w:proofErr w:type="spellEnd"/>
-      <w:r>
-        <w:t xml:space="preserve"> </w:t>
-      </w:r>
-      <w:proofErr w:type="spellStart"/>
-      <w:r>
-        <w:t>is</w:t>
-      </w:r>
-      <w:proofErr w:type="spellEnd"/>
+        <w:rPr>
+          <w:lang w:val="en-US"/>
+        </w:rPr>
+        <w:t xml:space="preserve"> it actual is</w:t>
+      </w:r>
     </w:p>
     <w:p>
       <w:pPr>
@@ -2883,101 +2413,45 @@
         </w:numPr>
         <w:spacing w:line="360" w:lineRule="auto"/>
         <w:ind w:hanging="357"/>
-      </w:pPr>
-      <w:r>
-        <w:t xml:space="preserve">In the </w:t>
-      </w:r>
-      <w:proofErr w:type="spellStart"/>
-      <w:r>
-        <w:t>given</w:t>
-      </w:r>
-      <w:proofErr w:type="spellEnd"/>
-      <w:r>
-        <w:t xml:space="preserve"> </w:t>
-      </w:r>
-      <w:proofErr w:type="spellStart"/>
-      <w:r>
-        <w:t>spect</w:t>
-      </w:r>
-      <w:r>
+        <w:rPr>
+          <w:lang w:val="en-US"/>
+        </w:rPr>
+      </w:pPr>
+      <w:r>
+        <w:rPr>
+          <w:lang w:val="en-US"/>
+        </w:rPr>
+        <w:t>In the given spect</w:t>
+      </w:r>
+      <w:r>
+        <w:rPr>
+          <w:lang w:val="en-US"/>
+        </w:rPr>
         <w:t>r</w:t>
       </w:r>
       <w:r>
-        <w:t>ograms</w:t>
-      </w:r>
-      <w:proofErr w:type="spellEnd"/>
-      <w:r>
-        <w:t xml:space="preserve"> it </w:t>
-      </w:r>
-      <w:proofErr w:type="spellStart"/>
-      <w:r>
-        <w:t>is</w:t>
-      </w:r>
-      <w:proofErr w:type="spellEnd"/>
-      <w:r>
-        <w:t xml:space="preserve"> also </w:t>
-      </w:r>
-      <w:proofErr w:type="spellStart"/>
-      <w:r>
-        <w:t>hard</w:t>
-      </w:r>
-      <w:proofErr w:type="spellEnd"/>
-      <w:r>
-        <w:t xml:space="preserve"> to </w:t>
-      </w:r>
-      <w:proofErr w:type="spellStart"/>
-      <w:r>
-        <w:t>determine</w:t>
-      </w:r>
-      <w:proofErr w:type="spellEnd"/>
-      <w:r>
-        <w:t xml:space="preserve"> </w:t>
-      </w:r>
-      <w:proofErr w:type="spellStart"/>
-      <w:r>
-        <w:t>if</w:t>
-      </w:r>
-      <w:proofErr w:type="spellEnd"/>
-      <w:r>
-        <w:t xml:space="preserve"> </w:t>
-      </w:r>
-      <w:r>
+        <w:rPr>
+          <w:lang w:val="en-US"/>
+        </w:rPr>
+        <w:t xml:space="preserve">ograms it is also hard to determine if </w:t>
+      </w:r>
+      <w:r>
+        <w:rPr>
+          <w:lang w:val="en-US"/>
+        </w:rPr>
         <w:t>a</w:t>
       </w:r>
       <w:r>
-        <w:t xml:space="preserve"> plosive </w:t>
-      </w:r>
-      <w:proofErr w:type="spellStart"/>
-      <w:r>
-        <w:t>is</w:t>
-      </w:r>
-      <w:proofErr w:type="spellEnd"/>
-      <w:r>
-        <w:t xml:space="preserve"> </w:t>
-      </w:r>
-      <w:proofErr w:type="spellStart"/>
-      <w:r>
-        <w:t>voiced</w:t>
-      </w:r>
-      <w:proofErr w:type="spellEnd"/>
-      <w:r>
-        <w:t xml:space="preserve"> </w:t>
-      </w:r>
-      <w:proofErr w:type="spellStart"/>
-      <w:r>
-        <w:t>or</w:t>
-      </w:r>
-      <w:proofErr w:type="spellEnd"/>
-      <w:r>
-        <w:t xml:space="preserve"> </w:t>
-      </w:r>
-      <w:proofErr w:type="spellStart"/>
-      <w:r>
-        <w:t>voiceless</w:t>
-      </w:r>
-      <w:proofErr w:type="spellEnd"/>
-      <w:r>
-        <w:t>.</w:t>
+        <w:rPr>
+          <w:lang w:val="en-US"/>
+        </w:rPr>
+        <w:t xml:space="preserve"> plosive is </w:t>
+      </w:r>
+      <w:r>
+        <w:rPr>
+          <w:lang w:val="en-US"/>
+        </w:rPr>
+        <w:t>voiced or voiceless.</w:t>
       </w:r>
     </w:p>
     <w:p>
@@ -2991,134 +2465,53 @@
         <w:ind w:hanging="357"/>
       </w:pPr>
       <w:r>
+        <w:rPr>
+          <w:lang w:val="en-US"/>
+        </w:rPr>
         <w:t xml:space="preserve">E.g. </w:t>
       </w:r>
-      <w:proofErr w:type="spellStart"/>
       <w:r>
         <w:rPr>
           <w:i/>
           <w:iCs/>
+          <w:lang w:val="en-US"/>
         </w:rPr>
         <w:t>big</w:t>
       </w:r>
+      <w:r>
+        <w:rPr>
+          <w:lang w:val="en-US"/>
+        </w:rPr>
+        <w:t xml:space="preserve"> should be pronounced with a voiced "g" at the end but as it is spoken by a native German speaker it could also be an unvoiced "g" pronounced as "k") because of the "</w:t>
+      </w:r>
+      <w:proofErr w:type="spellStart"/>
+      <w:r>
+        <w:rPr>
+          <w:lang w:val="en-US"/>
+        </w:rPr>
+        <w:t>Auslautverhärtung</w:t>
+      </w:r>
       <w:proofErr w:type="spellEnd"/>
       <w:r>
-        <w:t xml:space="preserve"> </w:t>
-      </w:r>
-      <w:proofErr w:type="spellStart"/>
-      <w:r>
-        <w:t>should</w:t>
-      </w:r>
-      <w:proofErr w:type="spellEnd"/>
-      <w:r>
-        <w:t xml:space="preserve"> </w:t>
-      </w:r>
-      <w:proofErr w:type="spellStart"/>
-      <w:r>
-        <w:t>be</w:t>
-      </w:r>
-      <w:proofErr w:type="spellEnd"/>
-      <w:r>
-        <w:t xml:space="preserve"> </w:t>
-      </w:r>
-      <w:proofErr w:type="spellStart"/>
-      <w:r>
-        <w:t>pronounced</w:t>
-      </w:r>
-      <w:proofErr w:type="spellEnd"/>
-      <w:r>
-        <w:t xml:space="preserve"> </w:t>
-      </w:r>
-      <w:proofErr w:type="spellStart"/>
-      <w:r>
-        <w:t>with</w:t>
-      </w:r>
-      <w:proofErr w:type="spellEnd"/>
-      <w:r>
-        <w:t xml:space="preserve"> a </w:t>
-      </w:r>
-      <w:proofErr w:type="spellStart"/>
-      <w:r>
-        <w:t>voiced</w:t>
-      </w:r>
-      <w:proofErr w:type="spellEnd"/>
-      <w:r>
-        <w:t xml:space="preserve"> "g" at the end but as it </w:t>
-      </w:r>
-      <w:proofErr w:type="spellStart"/>
-      <w:r>
-        <w:t>is</w:t>
-      </w:r>
-      <w:proofErr w:type="spellEnd"/>
-      <w:r>
-        <w:t xml:space="preserve"> spoken by a native German </w:t>
-      </w:r>
-      <w:proofErr w:type="spellStart"/>
-      <w:r>
-        <w:t>speaker</w:t>
-      </w:r>
-      <w:proofErr w:type="spellEnd"/>
-      <w:r>
-        <w:t xml:space="preserve"> it </w:t>
-      </w:r>
-      <w:proofErr w:type="spellStart"/>
-      <w:r>
-        <w:t>could</w:t>
-      </w:r>
-      <w:proofErr w:type="spellEnd"/>
-      <w:r>
-        <w:t xml:space="preserve"> also </w:t>
-      </w:r>
-      <w:proofErr w:type="spellStart"/>
-      <w:r>
-        <w:t>be</w:t>
-      </w:r>
-      <w:proofErr w:type="spellEnd"/>
-      <w:r>
-        <w:t xml:space="preserve"> an </w:t>
-      </w:r>
-      <w:proofErr w:type="spellStart"/>
-      <w:r>
-        <w:t>unvoiced</w:t>
-      </w:r>
-      <w:proofErr w:type="spellEnd"/>
-      <w:r>
-        <w:t xml:space="preserve"> "g" </w:t>
-      </w:r>
-      <w:proofErr w:type="spellStart"/>
-      <w:r>
-        <w:t>pronounced</w:t>
-      </w:r>
-      <w:proofErr w:type="spellEnd"/>
-      <w:r>
-        <w:t xml:space="preserve"> as "k") </w:t>
-      </w:r>
-      <w:proofErr w:type="spellStart"/>
-      <w:r>
-        <w:t>because</w:t>
-      </w:r>
-      <w:proofErr w:type="spellEnd"/>
-      <w:r>
-        <w:t xml:space="preserve"> of the "Auslautverhärtung" in German (same </w:t>
-      </w:r>
-      <w:proofErr w:type="spellStart"/>
-      <w:r>
-        <w:t>with</w:t>
-      </w:r>
-      <w:proofErr w:type="spellEnd"/>
-      <w:r>
-        <w:t xml:space="preserve"> </w:t>
-      </w:r>
-      <w:r>
+        <w:rPr>
+          <w:lang w:val="en-US"/>
+        </w:rPr>
+        <w:t xml:space="preserve">" in German (same with </w:t>
+      </w:r>
+      <w:r>
+        <w:rPr>
+          <w:lang w:val="en-US"/>
+        </w:rPr>
         <w:t xml:space="preserve">the "d" in </w:t>
       </w:r>
-      <w:proofErr w:type="spellStart"/>
-      <w:r>
-        <w:t>beside</w:t>
-      </w:r>
-      <w:proofErr w:type="spellEnd"/>
-      <w:r>
-        <w:t xml:space="preserve">). In the </w:t>
+      <w:r>
+        <w:rPr>
+          <w:lang w:val="en-US"/>
+        </w:rPr>
+        <w:t xml:space="preserve">beside). </w:t>
+      </w:r>
+      <w:r>
+        <w:t xml:space="preserve">In the </w:t>
       </w:r>
       <w:proofErr w:type="spellStart"/>
       <w:r>
@@ -3154,160 +2547,65 @@
         </w:numPr>
         <w:spacing w:line="360" w:lineRule="auto"/>
         <w:ind w:hanging="357"/>
-      </w:pPr>
-      <w:r>
-        <w:t xml:space="preserve">The </w:t>
-      </w:r>
-      <w:proofErr w:type="spellStart"/>
-      <w:r>
-        <w:t>dipht</w:t>
-      </w:r>
-      <w:r>
+        <w:rPr>
+          <w:lang w:val="en-US"/>
+        </w:rPr>
+      </w:pPr>
+      <w:r>
+        <w:rPr>
+          <w:lang w:val="en-US"/>
+        </w:rPr>
+        <w:t>The dipht</w:t>
+      </w:r>
+      <w:r>
+        <w:rPr>
+          <w:lang w:val="en-US"/>
+        </w:rPr>
         <w:t>h</w:t>
       </w:r>
       <w:r>
-        <w:t>ongs</w:t>
-      </w:r>
-      <w:proofErr w:type="spellEnd"/>
-      <w:r>
-        <w:t xml:space="preserve"> </w:t>
-      </w:r>
-      <w:proofErr w:type="spellStart"/>
-      <w:r>
-        <w:t>are</w:t>
-      </w:r>
-      <w:proofErr w:type="spellEnd"/>
-      <w:r>
-        <w:t xml:space="preserve"> </w:t>
-      </w:r>
-      <w:proofErr w:type="spellStart"/>
-      <w:r>
-        <w:t>both</w:t>
-      </w:r>
-      <w:proofErr w:type="spellEnd"/>
-      <w:r>
-        <w:t xml:space="preserve"> </w:t>
-      </w:r>
-      <w:proofErr w:type="spellStart"/>
-      <w:r>
-        <w:t>relativ</w:t>
-      </w:r>
-      <w:r>
+        <w:rPr>
+          <w:lang w:val="en-US"/>
+        </w:rPr>
+        <w:t>ongs are both relativ</w:t>
+      </w:r>
+      <w:r>
+        <w:rPr>
+          <w:lang w:val="en-US"/>
+        </w:rPr>
         <w:t>e</w:t>
       </w:r>
       <w:r>
-        <w:t>ly</w:t>
-      </w:r>
-      <w:proofErr w:type="spellEnd"/>
-      <w:r>
-        <w:t xml:space="preserve"> </w:t>
-      </w:r>
-      <w:proofErr w:type="spellStart"/>
-      <w:r>
-        <w:t>long</w:t>
-      </w:r>
-      <w:proofErr w:type="spellEnd"/>
-      <w:r>
-        <w:t xml:space="preserve"> in </w:t>
-      </w:r>
-      <w:proofErr w:type="spellStart"/>
-      <w:r>
-        <w:t>their</w:t>
-      </w:r>
-      <w:proofErr w:type="spellEnd"/>
-      <w:r>
-        <w:t xml:space="preserve"> </w:t>
-      </w:r>
-      <w:proofErr w:type="spellStart"/>
-      <w:r>
-        <w:t>duration</w:t>
-      </w:r>
-      <w:proofErr w:type="spellEnd"/>
-      <w:r>
-        <w:t xml:space="preserve"> and </w:t>
-      </w:r>
-      <w:proofErr w:type="spellStart"/>
-      <w:r>
-        <w:t>the</w:t>
-      </w:r>
-      <w:r>
+        <w:rPr>
+          <w:lang w:val="en-US"/>
+        </w:rPr>
+        <w:t>ly long in their duration and the</w:t>
+      </w:r>
+      <w:r>
+        <w:rPr>
+          <w:lang w:val="en-US"/>
+        </w:rPr>
         <w:t>y</w:t>
       </w:r>
-      <w:proofErr w:type="spellEnd"/>
-      <w:r>
-        <w:t xml:space="preserve"> </w:t>
-      </w:r>
-      <w:proofErr w:type="spellStart"/>
-      <w:r>
-        <w:t>have</w:t>
-      </w:r>
-      <w:proofErr w:type="spellEnd"/>
-      <w:r>
-        <w:t xml:space="preserve"> a </w:t>
-      </w:r>
-      <w:proofErr w:type="spellStart"/>
-      <w:r>
-        <w:t>characteristic</w:t>
-      </w:r>
-      <w:proofErr w:type="spellEnd"/>
-      <w:r>
-        <w:t xml:space="preserve"> </w:t>
-      </w:r>
-      <w:proofErr w:type="spellStart"/>
-      <w:r>
-        <w:t>falling</w:t>
-      </w:r>
-      <w:proofErr w:type="spellEnd"/>
-      <w:r>
-        <w:t xml:space="preserve"> down </w:t>
-      </w:r>
-      <w:proofErr w:type="spellStart"/>
-      <w:r>
-        <w:t>or</w:t>
-      </w:r>
-      <w:proofErr w:type="spellEnd"/>
-      <w:r>
-        <w:t xml:space="preserve"> </w:t>
-      </w:r>
-      <w:proofErr w:type="spellStart"/>
-      <w:r>
-        <w:t>going</w:t>
-      </w:r>
-      <w:proofErr w:type="spellEnd"/>
-      <w:r>
-        <w:t xml:space="preserve"> </w:t>
-      </w:r>
-      <w:proofErr w:type="spellStart"/>
-      <w:r>
-        <w:t>up</w:t>
-      </w:r>
-      <w:proofErr w:type="spellEnd"/>
-      <w:r>
-        <w:t xml:space="preserve"> of the </w:t>
-      </w:r>
-      <w:proofErr w:type="spellStart"/>
-      <w:r>
-        <w:t>formants</w:t>
-      </w:r>
-      <w:proofErr w:type="spellEnd"/>
-      <w:r>
-        <w:t xml:space="preserve"> in the </w:t>
-      </w:r>
-      <w:proofErr w:type="spellStart"/>
-      <w:r>
-        <w:t>middle</w:t>
-      </w:r>
-      <w:proofErr w:type="spellEnd"/>
-      <w:r>
-        <w:t xml:space="preserve"> (like a </w:t>
-      </w:r>
-      <w:proofErr w:type="spellStart"/>
-      <w:r>
-        <w:t>curve</w:t>
-      </w:r>
-      <w:proofErr w:type="spellEnd"/>
-      <w:r>
-        <w:t>)</w:t>
+      <w:r>
+        <w:rPr>
+          <w:lang w:val="en-US"/>
+        </w:rPr>
+        <w:t xml:space="preserve"> have a characteristic </w:t>
+      </w:r>
+      <w:proofErr w:type="gramStart"/>
+      <w:r>
+        <w:rPr>
+          <w:lang w:val="en-US"/>
+        </w:rPr>
+        <w:t>falling down</w:t>
+      </w:r>
+      <w:proofErr w:type="gramEnd"/>
+      <w:r>
+        <w:rPr>
+          <w:lang w:val="en-US"/>
+        </w:rPr>
+        <w:t xml:space="preserve"> or going up of the formants in the middle (like a curve)</w:t>
       </w:r>
     </w:p>
     <w:p>
@@ -3319,25 +2617,27 @@
         </w:numPr>
         <w:spacing w:line="360" w:lineRule="auto"/>
         <w:ind w:hanging="357"/>
-      </w:pPr>
-      <w:r>
-        <w:t xml:space="preserve">The </w:t>
-      </w:r>
-      <w:proofErr w:type="spellStart"/>
-      <w:r>
-        <w:t>fricative</w:t>
-      </w:r>
-      <w:proofErr w:type="spellEnd"/>
-      <w:r>
-        <w:t xml:space="preserve"> </w:t>
-      </w:r>
-      <w:r>
+        <w:rPr>
+          <w:lang w:val="en-US"/>
+        </w:rPr>
+      </w:pPr>
+      <w:r>
+        <w:rPr>
+          <w:lang w:val="en-US"/>
+        </w:rPr>
+        <w:t xml:space="preserve">The fricative </w:t>
+      </w:r>
+      <w:r>
+        <w:rPr>
+          <w:lang w:val="en-US"/>
+        </w:rPr>
         <w:t>"</w:t>
       </w:r>
       <w:r>
         <w:rPr>
           <w:i/>
           <w:iCs/>
+          <w:lang w:val="en-US"/>
         </w:rPr>
         <w:t>s</w:t>
       </w:r>
@@ -3345,113 +2645,90 @@
         <w:rPr>
           <w:i/>
           <w:iCs/>
+          <w:lang w:val="en-US"/>
         </w:rPr>
         <w:t xml:space="preserve">" </w:t>
       </w:r>
       <w:r>
+        <w:rPr>
+          <w:lang w:val="en-US"/>
+        </w:rPr>
         <w:t xml:space="preserve">in </w:t>
       </w:r>
-      <w:proofErr w:type="spellStart"/>
       <w:proofErr w:type="gramStart"/>
       <w:r>
         <w:rPr>
           <w:i/>
           <w:iCs/>
-        </w:rPr>
-        <w:t>beside</w:t>
-      </w:r>
-      <w:proofErr w:type="spellEnd"/>
-      <w:r>
-        <w:rPr>
-          <w:i/>
-          <w:iCs/>
-        </w:rPr>
-        <w:t xml:space="preserve"> </w:t>
-      </w:r>
-      <w:r>
-        <w:t xml:space="preserve"> </w:t>
-      </w:r>
-      <w:proofErr w:type="spellStart"/>
-      <w:r>
-        <w:t>is</w:t>
-      </w:r>
-      <w:proofErr w:type="spellEnd"/>
+          <w:lang w:val="en-US"/>
+        </w:rPr>
+        <w:t xml:space="preserve">beside </w:t>
+      </w:r>
+      <w:r>
+        <w:rPr>
+          <w:lang w:val="en-US"/>
+        </w:rPr>
+        <w:t xml:space="preserve"> is</w:t>
+      </w:r>
       <w:proofErr w:type="gramEnd"/>
       <w:r>
-        <w:t xml:space="preserve"> also easy to </w:t>
-      </w:r>
-      <w:proofErr w:type="spellStart"/>
-      <w:r>
-        <w:t>detect</w:t>
-      </w:r>
-      <w:proofErr w:type="spellEnd"/>
-      <w:r>
-        <w:t xml:space="preserve"> </w:t>
-      </w:r>
-      <w:proofErr w:type="spellStart"/>
-      <w:r>
-        <w:t>because</w:t>
-      </w:r>
-      <w:proofErr w:type="spellEnd"/>
-      <w:r>
-        <w:t xml:space="preserve"> of </w:t>
-      </w:r>
-      <w:proofErr w:type="spellStart"/>
-      <w:r>
+        <w:rPr>
+          <w:lang w:val="en-US"/>
+        </w:rPr>
+        <w:t xml:space="preserve"> also easy to detect because of </w:t>
+      </w:r>
+      <w:r>
+        <w:rPr>
+          <w:lang w:val="en-US"/>
+        </w:rPr>
         <w:t>its</w:t>
       </w:r>
-      <w:proofErr w:type="spellEnd"/>
-      <w:r>
-        <w:t xml:space="preserve"> </w:t>
-      </w:r>
-      <w:proofErr w:type="spellStart"/>
-      <w:r>
-        <w:t>longer</w:t>
-      </w:r>
-      <w:proofErr w:type="spellEnd"/>
-      <w:r>
-        <w:t xml:space="preserve"> </w:t>
-      </w:r>
-      <w:proofErr w:type="spellStart"/>
-      <w:r>
-        <w:t>duration</w:t>
-      </w:r>
-      <w:proofErr w:type="spellEnd"/>
-      <w:r>
-        <w:t xml:space="preserve"> and </w:t>
-      </w:r>
-      <w:proofErr w:type="spellStart"/>
-      <w:r>
+      <w:r>
+        <w:rPr>
+          <w:lang w:val="en-US"/>
+        </w:rPr>
+        <w:t xml:space="preserve"> longer duration and </w:t>
+      </w:r>
+      <w:r>
+        <w:rPr>
+          <w:lang w:val="en-US"/>
+        </w:rPr>
         <w:t>its</w:t>
       </w:r>
-      <w:proofErr w:type="spellEnd"/>
-      <w:r>
-        <w:t xml:space="preserve"> high </w:t>
-      </w:r>
-      <w:proofErr w:type="spellStart"/>
-      <w:r>
-        <w:t>frequency</w:t>
-      </w:r>
-      <w:proofErr w:type="spellEnd"/>
-      <w:r>
-        <w:t xml:space="preserve"> </w:t>
-      </w:r>
-      <w:proofErr w:type="spellStart"/>
-      <w:r>
-        <w:t>noise</w:t>
-      </w:r>
-      <w:proofErr w:type="spellEnd"/>
-      <w:r>
-        <w:t xml:space="preserve"> created by</w:t>
-      </w:r>
-      <w:r>
-        <w:t xml:space="preserve"> the </w:t>
-      </w:r>
-      <w:proofErr w:type="spellStart"/>
-      <w:r>
-        <w:t>airflow</w:t>
-      </w:r>
-      <w:proofErr w:type="spellEnd"/>
+      <w:r>
+        <w:rPr>
+          <w:lang w:val="en-US"/>
+        </w:rPr>
+        <w:t xml:space="preserve"> high frequency </w:t>
+      </w:r>
+      <w:r>
+        <w:rPr>
+          <w:lang w:val="en-US"/>
+        </w:rPr>
+        <w:t>noise created by</w:t>
+      </w:r>
+      <w:r>
+        <w:rPr>
+          <w:lang w:val="en-US"/>
+        </w:rPr>
+        <w:t xml:space="preserve"> the airflow</w:t>
+      </w:r>
+    </w:p>
+    <w:p>
+      <w:pPr>
+        <w:spacing w:line="360" w:lineRule="auto"/>
+        <w:rPr>
+          <w:lang w:val="en-US"/>
+        </w:rPr>
+      </w:pPr>
+    </w:p>
+    <w:p>
+      <w:pPr>
+        <w:spacing w:line="360" w:lineRule="auto"/>
+        <w:rPr>
+          <w:lang w:val="en-US"/>
+        </w:rPr>
+      </w:pPr>
     </w:p>
     <w:sectPr>
       <w:headerReference w:type="default" r:id="rId13"/>
@@ -3465,7 +2742,7 @@
 </file>
 
 <file path=word/endnotes.xml><?xml version="1.0" encoding="utf-8"?>
-<w:endnotes xmlns:wpc="http://schemas.microsoft.com/office/word/2010/wordprocessingCanvas" xmlns:cx="http://schemas.microsoft.com/office/drawing/2014/chartex" xmlns:cx1="http://schemas.microsoft.com/office/drawing/2015/9/8/chartex" xmlns:cx2="http://schemas.microsoft.com/office/drawing/2015/10/21/chartex" xmlns:cx3="http://schemas.microsoft.com/office/drawing/2016/5/9/chartex" xmlns:cx4="http://schemas.microsoft.com/office/drawing/2016/5/10/chartex" xmlns:cx5="http://schemas.microsoft.com/office/drawing/2016/5/11/chartex" xmlns:cx6="http://schemas.microsoft.com/office/drawing/2016/5/12/chartex" xmlns:cx7="http://schemas.microsoft.com/office/drawing/2016/5/13/chartex" xmlns:cx8="http://schemas.microsoft.com/office/drawing/2016/5/14/chartex" xmlns:mc="http://schemas.openxmlformats.org/markup-compatibility/2006" xmlns:m="http://schemas.openxmlformats.org/officeDocument/2006/math" xmlns:aink="http://schemas.microsoft.com/office/drawing/2016/ink" xmlns:am3d="http://schemas.microsoft.com/office/drawing/2017/model3d" xmlns:oel="http://schemas.microsoft.com/office/2019/extlst" xmlns:r="http://schemas.openxmlformats.org/officeDocument/2006/relationships" xmlns:wp14="http://schemas.microsoft.com/office/word/2010/wordprocessingDrawing" xmlns:wp="http://schemas.openxmlformats.org/drawingml/2006/wordprocessingDrawing" xmlns:wpg="http://schemas.microsoft.com/office/word/2010/wordprocessingGroup" xmlns:wpi="http://schemas.microsoft.com/office/word/2010/wordprocessingInk" xmlns:wps="http://schemas.microsoft.com/office/word/2010/wordprocessingShape" xmlns:o="urn:schemas-microsoft-com:office:office" xmlns:v="urn:schemas-microsoft-com:vml" xmlns:w10="urn:schemas-microsoft-com:office:word" xmlns:w="http://schemas.openxmlformats.org/wordprocessingml/2006/main" xmlns:w14="http://schemas.microsoft.com/office/word/2010/wordml" xmlns:w15="http://schemas.microsoft.com/office/word/2012/wordml" xmlns:w16cex="http://schemas.microsoft.com/office/word/2018/wordml/cex" xmlns:w16cid="http://schemas.microsoft.com/office/word/2016/wordml/cid" xmlns:w16="http://schemas.microsoft.com/office/word/2018/wordml" xmlns:w16sdtdh="http://schemas.microsoft.com/office/word/2020/wordml/sdtdatahash" xmlns:w16sdtfl="http://schemas.microsoft.com/office/word/2024/wordml/sdtformatlock" xmlns:w16se="http://schemas.microsoft.com/office/word/2015/wordml/symex" xmlns:w16du="http://schemas.microsoft.com/office/word/2023/wordml/word16du" xmlns:wne="http://schemas.microsoft.com/office/word/2006/wordml" mc:Ignorable="w14 w15 w16se w16cid w16 w16cex w16sdtdh w16sdtfl w16du wp14">
+<w:endnotes xmlns:wpc="http://schemas.microsoft.com/office/word/2010/wordprocessingCanvas" xmlns:cx="http://schemas.microsoft.com/office/drawing/2014/chartex" xmlns:cx1="http://schemas.microsoft.com/office/drawing/2015/9/8/chartex" xmlns:cx2="http://schemas.microsoft.com/office/drawing/2015/10/21/chartex" xmlns:cx3="http://schemas.microsoft.com/office/drawing/2016/5/9/chartex" xmlns:cx4="http://schemas.microsoft.com/office/drawing/2016/5/10/chartex" xmlns:cx5="http://schemas.microsoft.com/office/drawing/2016/5/11/chartex" xmlns:cx6="http://schemas.microsoft.com/office/drawing/2016/5/12/chartex" xmlns:cx7="http://schemas.microsoft.com/office/drawing/2016/5/13/chartex" xmlns:cx8="http://schemas.microsoft.com/office/drawing/2016/5/14/chartex" xmlns:mc="http://schemas.openxmlformats.org/markup-compatibility/2006" xmlns:aink="http://schemas.microsoft.com/office/drawing/2016/ink" xmlns:am3d="http://schemas.microsoft.com/office/drawing/2017/model3d" xmlns:o="urn:schemas-microsoft-com:office:office" xmlns:oel="http://schemas.microsoft.com/office/2019/extlst" xmlns:r="http://schemas.openxmlformats.org/officeDocument/2006/relationships" xmlns:m="http://schemas.openxmlformats.org/officeDocument/2006/math" xmlns:v="urn:schemas-microsoft-com:vml" xmlns:wp14="http://schemas.microsoft.com/office/word/2010/wordprocessingDrawing" xmlns:wp="http://schemas.openxmlformats.org/drawingml/2006/wordprocessingDrawing" xmlns:w10="urn:schemas-microsoft-com:office:word" xmlns:w="http://schemas.openxmlformats.org/wordprocessingml/2006/main" xmlns:w14="http://schemas.microsoft.com/office/word/2010/wordml" xmlns:w15="http://schemas.microsoft.com/office/word/2012/wordml" xmlns:w16cex="http://schemas.microsoft.com/office/word/2018/wordml/cex" xmlns:w16cid="http://schemas.microsoft.com/office/word/2016/wordml/cid" xmlns:w16="http://schemas.microsoft.com/office/word/2018/wordml" xmlns:w16du="http://schemas.microsoft.com/office/word/2023/wordml/word16du" xmlns:w16sdtdh="http://schemas.microsoft.com/office/word/2020/wordml/sdtdatahash" xmlns:w16sdtfl="http://schemas.microsoft.com/office/word/2024/wordml/sdtformatlock" xmlns:w16se="http://schemas.microsoft.com/office/word/2015/wordml/symex" xmlns:wpg="http://schemas.microsoft.com/office/word/2010/wordprocessingGroup" xmlns:wpi="http://schemas.microsoft.com/office/word/2010/wordprocessingInk" xmlns:wne="http://schemas.microsoft.com/office/word/2006/wordml" xmlns:wps="http://schemas.microsoft.com/office/word/2010/wordprocessingShape" mc:Ignorable="w14 w15 w16se w16cid w16 w16cex w16sdtdh w16sdtfl w16du wp14">
   <w:endnote w:type="separator" w:id="-1">
     <w:p>
       <w:pPr>
@@ -3490,7 +2767,7 @@
 </file>
 
 <file path=word/footnotes.xml><?xml version="1.0" encoding="utf-8"?>
-<w:footnotes xmlns:wpc="http://schemas.microsoft.com/office/word/2010/wordprocessingCanvas" xmlns:cx="http://schemas.microsoft.com/office/drawing/2014/chartex" xmlns:cx1="http://schemas.microsoft.com/office/drawing/2015/9/8/chartex" xmlns:cx2="http://schemas.microsoft.com/office/drawing/2015/10/21/chartex" xmlns:cx3="http://schemas.microsoft.com/office/drawing/2016/5/9/chartex" xmlns:cx4="http://schemas.microsoft.com/office/drawing/2016/5/10/chartex" xmlns:cx5="http://schemas.microsoft.com/office/drawing/2016/5/11/chartex" xmlns:cx6="http://schemas.microsoft.com/office/drawing/2016/5/12/chartex" xmlns:cx7="http://schemas.microsoft.com/office/drawing/2016/5/13/chartex" xmlns:cx8="http://schemas.microsoft.com/office/drawing/2016/5/14/chartex" xmlns:mc="http://schemas.openxmlformats.org/markup-compatibility/2006" xmlns:m="http://schemas.openxmlformats.org/officeDocument/2006/math" xmlns:aink="http://schemas.microsoft.com/office/drawing/2016/ink" xmlns:am3d="http://schemas.microsoft.com/office/drawing/2017/model3d" xmlns:oel="http://schemas.microsoft.com/office/2019/extlst" xmlns:r="http://schemas.openxmlformats.org/officeDocument/2006/relationships" xmlns:wp14="http://schemas.microsoft.com/office/word/2010/wordprocessingDrawing" xmlns:wp="http://schemas.openxmlformats.org/drawingml/2006/wordprocessingDrawing" xmlns:wpg="http://schemas.microsoft.com/office/word/2010/wordprocessingGroup" xmlns:wpi="http://schemas.microsoft.com/office/word/2010/wordprocessingInk" xmlns:wps="http://schemas.microsoft.com/office/word/2010/wordprocessingShape" xmlns:o="urn:schemas-microsoft-com:office:office" xmlns:v="urn:schemas-microsoft-com:vml" xmlns:w10="urn:schemas-microsoft-com:office:word" xmlns:w="http://schemas.openxmlformats.org/wordprocessingml/2006/main" xmlns:w14="http://schemas.microsoft.com/office/word/2010/wordml" xmlns:w15="http://schemas.microsoft.com/office/word/2012/wordml" xmlns:w16cex="http://schemas.microsoft.com/office/word/2018/wordml/cex" xmlns:w16cid="http://schemas.microsoft.com/office/word/2016/wordml/cid" xmlns:w16="http://schemas.microsoft.com/office/word/2018/wordml" xmlns:w16sdtdh="http://schemas.microsoft.com/office/word/2020/wordml/sdtdatahash" xmlns:w16sdtfl="http://schemas.microsoft.com/office/word/2024/wordml/sdtformatlock" xmlns:w16se="http://schemas.microsoft.com/office/word/2015/wordml/symex" xmlns:w16du="http://schemas.microsoft.com/office/word/2023/wordml/word16du" xmlns:wne="http://schemas.microsoft.com/office/word/2006/wordml" mc:Ignorable="w14 w15 w16se w16cid w16 w16cex w16sdtdh w16sdtfl w16du wp14">
+<w:footnotes xmlns:wpc="http://schemas.microsoft.com/office/word/2010/wordprocessingCanvas" xmlns:cx="http://schemas.microsoft.com/office/drawing/2014/chartex" xmlns:cx1="http://schemas.microsoft.com/office/drawing/2015/9/8/chartex" xmlns:cx2="http://schemas.microsoft.com/office/drawing/2015/10/21/chartex" xmlns:cx3="http://schemas.microsoft.com/office/drawing/2016/5/9/chartex" xmlns:cx4="http://schemas.microsoft.com/office/drawing/2016/5/10/chartex" xmlns:cx5="http://schemas.microsoft.com/office/drawing/2016/5/11/chartex" xmlns:cx6="http://schemas.microsoft.com/office/drawing/2016/5/12/chartex" xmlns:cx7="http://schemas.microsoft.com/office/drawing/2016/5/13/chartex" xmlns:cx8="http://schemas.microsoft.com/office/drawing/2016/5/14/chartex" xmlns:mc="http://schemas.openxmlformats.org/markup-compatibility/2006" xmlns:aink="http://schemas.microsoft.com/office/drawing/2016/ink" xmlns:am3d="http://schemas.microsoft.com/office/drawing/2017/model3d" xmlns:o="urn:schemas-microsoft-com:office:office" xmlns:oel="http://schemas.microsoft.com/office/2019/extlst" xmlns:r="http://schemas.openxmlformats.org/officeDocument/2006/relationships" xmlns:m="http://schemas.openxmlformats.org/officeDocument/2006/math" xmlns:v="urn:schemas-microsoft-com:vml" xmlns:wp14="http://schemas.microsoft.com/office/word/2010/wordprocessingDrawing" xmlns:wp="http://schemas.openxmlformats.org/drawingml/2006/wordprocessingDrawing" xmlns:w10="urn:schemas-microsoft-com:office:word" xmlns:w="http://schemas.openxmlformats.org/wordprocessingml/2006/main" xmlns:w14="http://schemas.microsoft.com/office/word/2010/wordml" xmlns:w15="http://schemas.microsoft.com/office/word/2012/wordml" xmlns:w16cex="http://schemas.microsoft.com/office/word/2018/wordml/cex" xmlns:w16cid="http://schemas.microsoft.com/office/word/2016/wordml/cid" xmlns:w16="http://schemas.microsoft.com/office/word/2018/wordml" xmlns:w16du="http://schemas.microsoft.com/office/word/2023/wordml/word16du" xmlns:w16sdtdh="http://schemas.microsoft.com/office/word/2020/wordml/sdtdatahash" xmlns:w16sdtfl="http://schemas.microsoft.com/office/word/2024/wordml/sdtformatlock" xmlns:w16se="http://schemas.microsoft.com/office/word/2015/wordml/symex" xmlns:wpg="http://schemas.microsoft.com/office/word/2010/wordprocessingGroup" xmlns:wpi="http://schemas.microsoft.com/office/word/2010/wordprocessingInk" xmlns:wne="http://schemas.microsoft.com/office/word/2006/wordml" xmlns:wps="http://schemas.microsoft.com/office/word/2010/wordprocessingShape" mc:Ignorable="w14 w15 w16se w16cid w16 w16cex w16sdtdh w16sdtfl w16du wp14">
   <w:footnote w:type="separator" w:id="-1">
     <w:p>
       <w:pPr>
@@ -3515,7 +2792,7 @@
 </file>
 
 <file path=word/header1.xml><?xml version="1.0" encoding="utf-8"?>
-<w:hdr xmlns:wpc="http://schemas.microsoft.com/office/word/2010/wordprocessingCanvas" xmlns:cx="http://schemas.microsoft.com/office/drawing/2014/chartex" xmlns:cx1="http://schemas.microsoft.com/office/drawing/2015/9/8/chartex" xmlns:cx2="http://schemas.microsoft.com/office/drawing/2015/10/21/chartex" xmlns:cx3="http://schemas.microsoft.com/office/drawing/2016/5/9/chartex" xmlns:cx4="http://schemas.microsoft.com/office/drawing/2016/5/10/chartex" xmlns:cx5="http://schemas.microsoft.com/office/drawing/2016/5/11/chartex" xmlns:cx6="http://schemas.microsoft.com/office/drawing/2016/5/12/chartex" xmlns:cx7="http://schemas.microsoft.com/office/drawing/2016/5/13/chartex" xmlns:cx8="http://schemas.microsoft.com/office/drawing/2016/5/14/chartex" xmlns:mc="http://schemas.openxmlformats.org/markup-compatibility/2006" xmlns:m="http://schemas.openxmlformats.org/officeDocument/2006/math" xmlns:aink="http://schemas.microsoft.com/office/drawing/2016/ink" xmlns:am3d="http://schemas.microsoft.com/office/drawing/2017/model3d" xmlns:oel="http://schemas.microsoft.com/office/2019/extlst" xmlns:r="http://schemas.openxmlformats.org/officeDocument/2006/relationships" xmlns:wp14="http://schemas.microsoft.com/office/word/2010/wordprocessingDrawing" xmlns:wp="http://schemas.openxmlformats.org/drawingml/2006/wordprocessingDrawing" xmlns:wpg="http://schemas.microsoft.com/office/word/2010/wordprocessingGroup" xmlns:wpi="http://schemas.microsoft.com/office/word/2010/wordprocessingInk" xmlns:wps="http://schemas.microsoft.com/office/word/2010/wordprocessingShape" xmlns:o="urn:schemas-microsoft-com:office:office" xmlns:v="urn:schemas-microsoft-com:vml" xmlns:w10="urn:schemas-microsoft-com:office:word" xmlns:w="http://schemas.openxmlformats.org/wordprocessingml/2006/main" xmlns:w14="http://schemas.microsoft.com/office/word/2010/wordml" xmlns:w15="http://schemas.microsoft.com/office/word/2012/wordml" xmlns:w16cex="http://schemas.microsoft.com/office/word/2018/wordml/cex" xmlns:w16cid="http://schemas.microsoft.com/office/word/2016/wordml/cid" xmlns:w16="http://schemas.microsoft.com/office/word/2018/wordml" xmlns:w16sdtdh="http://schemas.microsoft.com/office/word/2020/wordml/sdtdatahash" xmlns:w16sdtfl="http://schemas.microsoft.com/office/word/2024/wordml/sdtformatlock" xmlns:w16se="http://schemas.microsoft.com/office/word/2015/wordml/symex" xmlns:w16du="http://schemas.microsoft.com/office/word/2023/wordml/word16du" xmlns:wne="http://schemas.microsoft.com/office/word/2006/wordml" mc:Ignorable="w14 w15 w16se w16cid w16 w16cex w16sdtdh w16sdtfl w16du wp14">
+<w:hdr xmlns:wpc="http://schemas.microsoft.com/office/word/2010/wordprocessingCanvas" xmlns:cx="http://schemas.microsoft.com/office/drawing/2014/chartex" xmlns:cx1="http://schemas.microsoft.com/office/drawing/2015/9/8/chartex" xmlns:cx2="http://schemas.microsoft.com/office/drawing/2015/10/21/chartex" xmlns:cx3="http://schemas.microsoft.com/office/drawing/2016/5/9/chartex" xmlns:cx4="http://schemas.microsoft.com/office/drawing/2016/5/10/chartex" xmlns:cx5="http://schemas.microsoft.com/office/drawing/2016/5/11/chartex" xmlns:cx6="http://schemas.microsoft.com/office/drawing/2016/5/12/chartex" xmlns:cx7="http://schemas.microsoft.com/office/drawing/2016/5/13/chartex" xmlns:cx8="http://schemas.microsoft.com/office/drawing/2016/5/14/chartex" xmlns:mc="http://schemas.openxmlformats.org/markup-compatibility/2006" xmlns:aink="http://schemas.microsoft.com/office/drawing/2016/ink" xmlns:am3d="http://schemas.microsoft.com/office/drawing/2017/model3d" xmlns:o="urn:schemas-microsoft-com:office:office" xmlns:oel="http://schemas.microsoft.com/office/2019/extlst" xmlns:r="http://schemas.openxmlformats.org/officeDocument/2006/relationships" xmlns:m="http://schemas.openxmlformats.org/officeDocument/2006/math" xmlns:v="urn:schemas-microsoft-com:vml" xmlns:wp14="http://schemas.microsoft.com/office/word/2010/wordprocessingDrawing" xmlns:wp="http://schemas.openxmlformats.org/drawingml/2006/wordprocessingDrawing" xmlns:w10="urn:schemas-microsoft-com:office:word" xmlns:w="http://schemas.openxmlformats.org/wordprocessingml/2006/main" xmlns:w14="http://schemas.microsoft.com/office/word/2010/wordml" xmlns:w15="http://schemas.microsoft.com/office/word/2012/wordml" xmlns:w16cex="http://schemas.microsoft.com/office/word/2018/wordml/cex" xmlns:w16cid="http://schemas.microsoft.com/office/word/2016/wordml/cid" xmlns:w16="http://schemas.microsoft.com/office/word/2018/wordml" xmlns:w16du="http://schemas.microsoft.com/office/word/2023/wordml/word16du" xmlns:w16sdtdh="http://schemas.microsoft.com/office/word/2020/wordml/sdtdatahash" xmlns:w16sdtfl="http://schemas.microsoft.com/office/word/2024/wordml/sdtformatlock" xmlns:w16se="http://schemas.microsoft.com/office/word/2015/wordml/symex" xmlns:wpg="http://schemas.microsoft.com/office/word/2010/wordprocessingGroup" xmlns:wpi="http://schemas.microsoft.com/office/word/2010/wordprocessingInk" xmlns:wne="http://schemas.microsoft.com/office/word/2006/wordml" xmlns:wps="http://schemas.microsoft.com/office/word/2010/wordprocessingShape" mc:Ignorable="w14 w15 w16se w16cid w16 w16cex w16sdtdh w16sdtfl w16du wp14">
   <w:p>
     <w:proofErr w:type="spellStart"/>
     <w:r>
@@ -3553,7 +2830,7 @@
 </file>
 
 <file path=word/numbering.xml><?xml version="1.0" encoding="utf-8"?>
-<w:numbering xmlns:wpc="http://schemas.microsoft.com/office/word/2010/wordprocessingCanvas" xmlns:cx="http://schemas.microsoft.com/office/drawing/2014/chartex" xmlns:cx1="http://schemas.microsoft.com/office/drawing/2015/9/8/chartex" xmlns:cx2="http://schemas.microsoft.com/office/drawing/2015/10/21/chartex" xmlns:cx3="http://schemas.microsoft.com/office/drawing/2016/5/9/chartex" xmlns:cx4="http://schemas.microsoft.com/office/drawing/2016/5/10/chartex" xmlns:cx5="http://schemas.microsoft.com/office/drawing/2016/5/11/chartex" xmlns:cx6="http://schemas.microsoft.com/office/drawing/2016/5/12/chartex" xmlns:cx7="http://schemas.microsoft.com/office/drawing/2016/5/13/chartex" xmlns:cx8="http://schemas.microsoft.com/office/drawing/2016/5/14/chartex" xmlns:mc="http://schemas.openxmlformats.org/markup-compatibility/2006" xmlns:m="http://schemas.openxmlformats.org/officeDocument/2006/math" xmlns:aink="http://schemas.microsoft.com/office/drawing/2016/ink" xmlns:am3d="http://schemas.microsoft.com/office/drawing/2017/model3d" xmlns:oel="http://schemas.microsoft.com/office/2019/extlst" xmlns:r="http://schemas.openxmlformats.org/officeDocument/2006/relationships" xmlns:wp14="http://schemas.microsoft.com/office/word/2010/wordprocessingDrawing" xmlns:wp="http://schemas.openxmlformats.org/drawingml/2006/wordprocessingDrawing" xmlns:wpg="http://schemas.microsoft.com/office/word/2010/wordprocessingGroup" xmlns:wpi="http://schemas.microsoft.com/office/word/2010/wordprocessingInk" xmlns:wps="http://schemas.microsoft.com/office/word/2010/wordprocessingShape" xmlns:o="urn:schemas-microsoft-com:office:office" xmlns:v="urn:schemas-microsoft-com:vml" xmlns:w10="urn:schemas-microsoft-com:office:word" xmlns:w="http://schemas.openxmlformats.org/wordprocessingml/2006/main" xmlns:w14="http://schemas.microsoft.com/office/word/2010/wordml" xmlns:w15="http://schemas.microsoft.com/office/word/2012/wordml" xmlns:w16cex="http://schemas.microsoft.com/office/word/2018/wordml/cex" xmlns:w16cid="http://schemas.microsoft.com/office/word/2016/wordml/cid" xmlns:w16="http://schemas.microsoft.com/office/word/2018/wordml" xmlns:w16sdtdh="http://schemas.microsoft.com/office/word/2020/wordml/sdtdatahash" xmlns:w16sdtfl="http://schemas.microsoft.com/office/word/2024/wordml/sdtformatlock" xmlns:w16se="http://schemas.microsoft.com/office/word/2015/wordml/symex" xmlns:w16du="http://schemas.microsoft.com/office/word/2023/wordml/word16du" xmlns:wne="http://schemas.microsoft.com/office/word/2006/wordml" mc:Ignorable="w14 w15 w16se w16cid w16 w16cex w16sdtdh w16sdtfl w16du wp14">
+<w:numbering xmlns:wpc="http://schemas.microsoft.com/office/word/2010/wordprocessingCanvas" xmlns:cx="http://schemas.microsoft.com/office/drawing/2014/chartex" xmlns:cx1="http://schemas.microsoft.com/office/drawing/2015/9/8/chartex" xmlns:cx2="http://schemas.microsoft.com/office/drawing/2015/10/21/chartex" xmlns:cx3="http://schemas.microsoft.com/office/drawing/2016/5/9/chartex" xmlns:cx4="http://schemas.microsoft.com/office/drawing/2016/5/10/chartex" xmlns:cx5="http://schemas.microsoft.com/office/drawing/2016/5/11/chartex" xmlns:cx6="http://schemas.microsoft.com/office/drawing/2016/5/12/chartex" xmlns:cx7="http://schemas.microsoft.com/office/drawing/2016/5/13/chartex" xmlns:cx8="http://schemas.microsoft.com/office/drawing/2016/5/14/chartex" xmlns:mc="http://schemas.openxmlformats.org/markup-compatibility/2006" xmlns:aink="http://schemas.microsoft.com/office/drawing/2016/ink" xmlns:am3d="http://schemas.microsoft.com/office/drawing/2017/model3d" xmlns:o="urn:schemas-microsoft-com:office:office" xmlns:oel="http://schemas.microsoft.com/office/2019/extlst" xmlns:r="http://schemas.openxmlformats.org/officeDocument/2006/relationships" xmlns:m="http://schemas.openxmlformats.org/officeDocument/2006/math" xmlns:v="urn:schemas-microsoft-com:vml" xmlns:wp14="http://schemas.microsoft.com/office/word/2010/wordprocessingDrawing" xmlns:wp="http://schemas.openxmlformats.org/drawingml/2006/wordprocessingDrawing" xmlns:w10="urn:schemas-microsoft-com:office:word" xmlns:w="http://schemas.openxmlformats.org/wordprocessingml/2006/main" xmlns:w14="http://schemas.microsoft.com/office/word/2010/wordml" xmlns:w15="http://schemas.microsoft.com/office/word/2012/wordml" xmlns:w16cex="http://schemas.microsoft.com/office/word/2018/wordml/cex" xmlns:w16cid="http://schemas.microsoft.com/office/word/2016/wordml/cid" xmlns:w16="http://schemas.microsoft.com/office/word/2018/wordml" xmlns:w16du="http://schemas.microsoft.com/office/word/2023/wordml/word16du" xmlns:w16sdtdh="http://schemas.microsoft.com/office/word/2020/wordml/sdtdatahash" xmlns:w16sdtfl="http://schemas.microsoft.com/office/word/2024/wordml/sdtformatlock" xmlns:w16se="http://schemas.microsoft.com/office/word/2015/wordml/symex" xmlns:wpg="http://schemas.microsoft.com/office/word/2010/wordprocessingGroup" xmlns:wpi="http://schemas.microsoft.com/office/word/2010/wordprocessingInk" xmlns:wne="http://schemas.microsoft.com/office/word/2006/wordml" xmlns:wps="http://schemas.microsoft.com/office/word/2010/wordprocessingShape" mc:Ignorable="w14 w15 w16se w16cid w16 w16cex w16sdtdh w16sdtfl w16du wp14">
   <w:abstractNum w:abstractNumId="0" w15:restartNumberingAfterBreak="0">
     <w:nsid w:val="064F333B"/>
     <w:multiLevelType w:val="hybridMultilevel"/>
@@ -3952,7 +3229,7 @@
 </file>
 
 <file path=word/styles.xml><?xml version="1.0" encoding="utf-8"?>
-<w:styles xmlns:mc="http://schemas.openxmlformats.org/markup-compatibility/2006" xmlns:r="http://schemas.openxmlformats.org/officeDocument/2006/relationships" xmlns:w="http://schemas.openxmlformats.org/wordprocessingml/2006/main" xmlns:w14="http://schemas.microsoft.com/office/word/2010/wordml" xmlns:w15="http://schemas.microsoft.com/office/word/2012/wordml" xmlns:w16cex="http://schemas.microsoft.com/office/word/2018/wordml/cex" xmlns:w16cid="http://schemas.microsoft.com/office/word/2016/wordml/cid" xmlns:w16="http://schemas.microsoft.com/office/word/2018/wordml" xmlns:w16sdtdh="http://schemas.microsoft.com/office/word/2020/wordml/sdtdatahash" xmlns:w16sdtfl="http://schemas.microsoft.com/office/word/2024/wordml/sdtformatlock" xmlns:w16se="http://schemas.microsoft.com/office/word/2015/wordml/symex" xmlns:w16du="http://schemas.microsoft.com/office/word/2023/wordml/word16du" mc:Ignorable="w14 w15 w16se w16cid w16 w16cex w16sdtdh w16sdtfl w16du">
+<w:styles xmlns:mc="http://schemas.openxmlformats.org/markup-compatibility/2006" xmlns:r="http://schemas.openxmlformats.org/officeDocument/2006/relationships" xmlns:w="http://schemas.openxmlformats.org/wordprocessingml/2006/main" xmlns:w14="http://schemas.microsoft.com/office/word/2010/wordml" xmlns:w15="http://schemas.microsoft.com/office/word/2012/wordml" xmlns:w16cex="http://schemas.microsoft.com/office/word/2018/wordml/cex" xmlns:w16cid="http://schemas.microsoft.com/office/word/2016/wordml/cid" xmlns:w16="http://schemas.microsoft.com/office/word/2018/wordml" xmlns:w16du="http://schemas.microsoft.com/office/word/2023/wordml/word16du" xmlns:w16sdtdh="http://schemas.microsoft.com/office/word/2020/wordml/sdtdatahash" xmlns:w16sdtfl="http://schemas.microsoft.com/office/word/2024/wordml/sdtformatlock" xmlns:w16se="http://schemas.microsoft.com/office/word/2015/wordml/symex" mc:Ignorable="w14 w15 w16se w16cid w16 w16cex w16sdtdh w16sdtfl w16du">
   <w:docDefaults>
     <w:rPrDefault>
       <w:rPr>
@@ -4554,7 +3831,6 @@
   <w:style w:type="character" w:default="1" w:styleId="Absatz-Standardschriftart">
     <w:name w:val="Default Paragraph Font"/>
     <w:uiPriority w:val="1"/>
-    <w:semiHidden/>
     <w:unhideWhenUsed/>
   </w:style>
   <w:style w:type="table" w:default="1" w:styleId="NormaleTabelle">
